--- a/2Техническое Задание официально.docx
+++ b/2Техническое Задание официально.docx
@@ -29096,12 +29096,7 @@
       <w:pPr>
         <w:pStyle w:val="877"/>
         <w:rPr>
-          <w:rFonts w:ascii="Times New Roman" w:hAnsi="Times New Roman" w:eastAsia="Times New Roman" w:cs="Times New Roman"/>
-          <w:b w:val="0"/>
-          <w:bCs w:val="0"/>
-          <w:sz w:val="28"/>
-          <w:szCs w:val="28"/>
-          <w:highlight w:val="none"/>
+          <w:lang w:val="ru-RU"/>
         </w:rPr>
       </w:pPr>
       <w:r>
@@ -29433,7 +29428,198 @@
         <w:rPr>
           <w:lang w:val="ru-RU"/>
         </w:rPr>
-        <w:t xml:space="preserve">   </w:t>
+      </w:r>
+      <w:r>
+        <w:rPr>
+          <w:rFonts w:ascii="Times New Roman" w:hAnsi="Times New Roman" w:eastAsia="Times New Roman" w:cs="Times New Roman"/>
+          <w:b w:val="0"/>
+          <w:bCs w:val="0"/>
+          <w:sz w:val="28"/>
+          <w:szCs w:val="28"/>
+          <w:highlight w:val="none"/>
+        </w:rPr>
+      </w:r>
+    </w:p>
+    <w:p>
+      <w:pPr>
+        <w:pStyle w:val="871"/>
+        <w:rPr>
+          <w:rFonts w:ascii="Times New Roman" w:hAnsi="Times New Roman" w:eastAsia="Times New Roman" w:cs="Times New Roman"/>
+          <w:b w:val="0"/>
+          <w:bCs w:val="0"/>
+          <w:sz w:val="28"/>
+          <w:szCs w:val="28"/>
+          <w:highlight w:val="none"/>
+          <w:lang w:val="ru-RU"/>
+        </w:rPr>
+      </w:pPr>
+      <w:r>
+        <w:rPr>
+          <w:lang w:val="ru-RU"/>
+        </w:rPr>
+        <w:t xml:space="preserve">4.1.18</w:t>
+      </w:r>
+      <w:r>
+        <w:rPr>
+          <w:lang w:val="ru-RU"/>
+        </w:rPr>
+        <w:t xml:space="preserve"> Необходимый для удобства пользования функционал системы генерации </w:t>
+      </w:r>
+      <w:r>
+        <w:rPr>
+          <w:lang w:val="ru-RU"/>
+        </w:rPr>
+        <w:t xml:space="preserve">«СДГВМ</w:t>
+      </w:r>
+      <w:r>
+        <w:rPr>
+          <w:lang w:val="ru-RU"/>
+        </w:rPr>
+        <w:t xml:space="preserve">» </w:t>
+      </w:r>
+      <w:r>
+        <w:rPr>
+          <w:rFonts w:ascii="Times New Roman" w:hAnsi="Times New Roman" w:eastAsia="Times New Roman" w:cs="Times New Roman"/>
+          <w:b w:val="0"/>
+          <w:bCs w:val="0"/>
+          <w:sz w:val="28"/>
+          <w:szCs w:val="28"/>
+          <w:highlight w:val="none"/>
+          <w:lang w:val="ru-RU"/>
+        </w:rPr>
+      </w:r>
+      <w:r>
+        <w:rPr>
+          <w:rFonts w:ascii="Times New Roman" w:hAnsi="Times New Roman" w:eastAsia="Times New Roman" w:cs="Times New Roman"/>
+          <w:b w:val="0"/>
+          <w:bCs w:val="0"/>
+          <w:sz w:val="28"/>
+          <w:szCs w:val="28"/>
+          <w:highlight w:val="none"/>
+          <w:lang w:val="ru-RU"/>
+        </w:rPr>
+      </w:r>
+    </w:p>
+    <w:p>
+      <w:pPr>
+        <w:pStyle w:val="877"/>
+        <w:rPr>
+          <w:lang w:val="ru-RU"/>
+        </w:rPr>
+      </w:pPr>
+      <w:r>
+        <w:rPr>
+          <w:lang w:val="ru-RU"/>
+        </w:rPr>
+        <w:t xml:space="preserve">Возможность принимать </w:t>
+      </w:r>
+      <w:r>
+        <w:rPr>
+          <w:lang w:val="ru-RU"/>
+        </w:rPr>
+        <w:t xml:space="preserve">J</w:t>
+      </w:r>
+      <w:r>
+        <w:rPr>
+          <w:lang w:val="ru-RU"/>
+        </w:rPr>
+        <w:t xml:space="preserve">S</w:t>
+      </w:r>
+      <w:r>
+        <w:rPr>
+          <w:lang w:val="ru-RU"/>
+        </w:rPr>
+        <w:t xml:space="preserve">O</w:t>
+      </w:r>
+      <w:r>
+        <w:rPr>
+          <w:lang w:val="ru-RU"/>
+        </w:rPr>
+        <w:t xml:space="preserve">N</w:t>
+      </w:r>
+      <w:r>
+        <w:rPr>
+          <w:lang w:val="ru-RU"/>
+        </w:rPr>
+        <w:t xml:space="preserve"> шаблоны созданные пользователями для реализации новых типов квестов и диалогов</w:t>
+      </w:r>
+      <w:r>
+        <w:rPr>
+          <w:lang w:val="ru-RU"/>
+        </w:rPr>
+        <w:t xml:space="preserve">,</w:t>
+      </w:r>
+      <w:r>
+        <w:rPr>
+          <w:lang w:val="ru-RU"/>
+        </w:rPr>
+        <w:t xml:space="preserve"> экспорт отчетов по генерации для обнаружения проблем по генерации</w:t>
+      </w:r>
+      <w:r>
+        <w:rPr>
+          <w:lang w:val="ru-RU"/>
+        </w:rPr>
+        <w:t xml:space="preserve">,</w:t>
+      </w:r>
+      <w:r>
+        <w:rPr>
+          <w:lang w:val="ru-RU"/>
+        </w:rPr>
+        <w:t xml:space="preserve"> наличие обучающих материалов прямо в проекте для решения возникающих проблем по не знанию основ принципов и механизмов работы </w:t>
+      </w:r>
+      <w:r>
+        <w:rPr>
+          <w:lang w:val="ru-RU"/>
+        </w:rPr>
+        <w:t xml:space="preserve">«СДГВМ</w:t>
+      </w:r>
+      <w:r>
+        <w:rPr>
+          <w:lang w:val="ru-RU"/>
+        </w:rPr>
+        <w:t xml:space="preserve">»</w:t>
+      </w:r>
+      <w:r>
+        <w:rPr>
+          <w:lang w:val="ru-RU"/>
+        </w:rPr>
+        <w:t xml:space="preserve">,</w:t>
+      </w:r>
+      <w:r>
+        <w:rPr>
+          <w:lang w:val="ru-RU"/>
+        </w:rPr>
+        <w:t xml:space="preserve"> умная локализация интерфейса на различные языки через пакет </w:t>
+      </w:r>
+      <w:r>
+        <w:rPr>
+          <w:lang w:val="ru-RU"/>
+        </w:rPr>
+        <w:t xml:space="preserve">U</w:t>
+      </w:r>
+      <w:r>
+        <w:rPr>
+          <w:lang w:val="ru-RU"/>
+        </w:rPr>
+        <w:t xml:space="preserve">n</w:t>
+      </w:r>
+      <w:r>
+        <w:rPr>
+          <w:lang w:val="ru-RU"/>
+        </w:rPr>
+        <w:t xml:space="preserve">i</w:t>
+      </w:r>
+      <w:r>
+        <w:rPr>
+          <w:lang w:val="ru-RU"/>
+        </w:rPr>
+        <w:t xml:space="preserve">t</w:t>
+      </w:r>
+      <w:r>
+        <w:rPr>
+          <w:lang w:val="ru-RU"/>
+        </w:rPr>
+        <w:t xml:space="preserve">y</w:t>
       </w:r>
       <w:r>
         <w:rPr>
@@ -29445,117 +29631,3144 @@
         <w:rPr>
           <w:lang w:val="ru-RU"/>
         </w:rPr>
+        <w:t xml:space="preserve">«</w:t>
+      </w:r>
+      <w:r>
+        <w:rPr>
+          <w:lang w:val="ru-RU"/>
+        </w:rPr>
+        <w:t xml:space="preserve">L</w:t>
+      </w:r>
+      <w:r>
+        <w:rPr>
+          <w:lang w:val="ru-RU"/>
+        </w:rPr>
+        <w:t xml:space="preserve">o</w:t>
+      </w:r>
+      <w:r>
+        <w:rPr>
+          <w:lang w:val="ru-RU"/>
+        </w:rPr>
+        <w:t xml:space="preserve">c</w:t>
+      </w:r>
+      <w:r>
+        <w:rPr>
+          <w:lang w:val="ru-RU"/>
+        </w:rPr>
+        <w:t xml:space="preserve">a</w:t>
+      </w:r>
+      <w:r>
+        <w:rPr>
+          <w:lang w:val="ru-RU"/>
+        </w:rPr>
+        <w:t xml:space="preserve">l</w:t>
+      </w:r>
+      <w:r>
+        <w:rPr>
+          <w:lang w:val="ru-RU"/>
+        </w:rPr>
+        <w:t xml:space="preserve">i</w:t>
+      </w:r>
+      <w:r>
+        <w:rPr>
+          <w:lang w:val="ru-RU"/>
+        </w:rPr>
+        <w:t xml:space="preserve">s</w:t>
+      </w:r>
+      <w:r>
+        <w:rPr>
+          <w:lang w:val="ru-RU"/>
+        </w:rPr>
+        <w:t xml:space="preserve">a</w:t>
+      </w:r>
+      <w:r>
+        <w:rPr>
+          <w:lang w:val="ru-RU"/>
+        </w:rPr>
+        <w:t xml:space="preserve">t</w:t>
+      </w:r>
+      <w:r>
+        <w:rPr>
+          <w:lang w:val="ru-RU"/>
+        </w:rPr>
+        <w:t xml:space="preserve">i</w:t>
+      </w:r>
+      <w:r>
+        <w:rPr>
+          <w:lang w:val="ru-RU"/>
+        </w:rPr>
+        <w:t xml:space="preserve">o</w:t>
+      </w:r>
+      <w:r>
+        <w:rPr>
+          <w:lang w:val="ru-RU"/>
+        </w:rPr>
+        <w:t xml:space="preserve">n</w:t>
+      </w:r>
+      <w:r>
+        <w:rPr>
+          <w:lang w:val="ru-RU"/>
+        </w:rPr>
+        <w:t xml:space="preserve">»</w:t>
+      </w:r>
+      <w:r>
+        <w:rPr>
+          <w:lang w:val="ru-RU"/>
+        </w:rPr>
+        <w:t xml:space="preserve">,</w:t>
+      </w:r>
+      <w:r>
+        <w:rPr>
+          <w:lang w:val="ru-RU"/>
+        </w:rPr>
+        <w:t xml:space="preserve"> возможность писать обратную связь для решения недостатков инструмента генерации </w:t>
+      </w:r>
+      <w:r>
+        <w:rPr>
+          <w:lang w:val="ru-RU"/>
+        </w:rPr>
+        <w:t xml:space="preserve">«СДГВМ</w:t>
+      </w:r>
+      <w:r>
+        <w:rPr>
+          <w:lang w:val="ru-RU"/>
+        </w:rPr>
+        <w:t xml:space="preserve">»</w:t>
+      </w:r>
+      <w:r>
+        <w:rPr>
+          <w:lang w:val="ru-RU"/>
+        </w:rPr>
+        <w:t xml:space="preserve">.</w:t>
+      </w:r>
+      <w:r>
+        <w:rPr>
+          <w:lang w:val="ru-RU"/>
+        </w:rPr>
+      </w:r>
+    </w:p>
+    <w:p>
+      <w:pPr>
+        <w:ind w:left="0" w:right="0" w:firstLine="0"/>
+        <w:jc w:val="both"/>
+        <w:rPr>
+          <w:b w:val="0"/>
+          <w:bCs w:val="0"/>
+          <w:highlight w:val="none"/>
+          <w:lang w:val="ru-RU"/>
+        </w:rPr>
+      </w:pPr>
+      <w:r>
+        <w:rPr>
+          <w:rFonts w:ascii="Times New Roman" w:hAnsi="Times New Roman" w:eastAsia="Times New Roman" w:cs="Times New Roman"/>
+          <w:b w:val="0"/>
+          <w:bCs w:val="0"/>
+          <w:sz w:val="28"/>
+          <w:szCs w:val="28"/>
+          <w:highlight w:val="none"/>
+          <w:lang w:val="ru-RU"/>
+        </w:rPr>
+      </w:r>
+      <w:r>
+        <w:rPr>
+          <w:b w:val="0"/>
+          <w:bCs w:val="0"/>
+          <w:highlight w:val="none"/>
+          <w:lang w:val="ru-RU"/>
+        </w:rPr>
+      </w:r>
+      <w:r>
+        <w:rPr>
+          <w:b w:val="0"/>
+          <w:bCs w:val="0"/>
+          <w:highlight w:val="none"/>
+          <w:lang w:val="ru-RU"/>
+        </w:rPr>
+      </w:r>
+    </w:p>
+    <w:p>
+      <w:pPr>
+        <w:pStyle w:val="871"/>
+        <w:rPr>
+          <w:rFonts w:hint="default" w:ascii="Times New Roman" w:hAnsi="Times New Roman" w:eastAsia="Times New Roman" w:cs="Times New Roman"/>
+          <w:b/>
+          <w:bCs/>
+          <w:sz w:val="28"/>
+          <w:szCs w:val="28"/>
+          <w:highlight w:val="none"/>
+          <w:lang w:val="ru-RU"/>
+        </w:rPr>
+      </w:pPr>
+      <w:r>
+        <w:rPr>
+          <w:rStyle w:val="719"/>
+          <w:rFonts w:hint="default" w:ascii="Times New Roman" w:hAnsi="Times New Roman" w:eastAsia="Times New Roman" w:cs="Times New Roman"/>
+          <w:b/>
+          <w:bCs/>
+          <w:sz w:val="28"/>
+          <w:szCs w:val="28"/>
+          <w:lang w:val="ru-RU"/>
+        </w:rPr>
+        <w:t xml:space="preserve">4</w:t>
+      </w:r>
+      <w:r>
+        <w:rPr>
+          <w:rStyle w:val="719"/>
+          <w:rFonts w:hint="default" w:ascii="Times New Roman" w:hAnsi="Times New Roman" w:eastAsia="Times New Roman" w:cs="Times New Roman"/>
+          <w:b/>
+          <w:bCs/>
+          <w:sz w:val="28"/>
+          <w:szCs w:val="28"/>
+          <w:lang w:val="ru-RU"/>
+        </w:rPr>
+        <w:t xml:space="preserve">.</w:t>
+      </w:r>
+      <w:r>
+        <w:rPr>
+          <w:rStyle w:val="719"/>
+          <w:rFonts w:hint="default" w:ascii="Times New Roman" w:hAnsi="Times New Roman" w:eastAsia="Times New Roman" w:cs="Times New Roman"/>
+          <w:b/>
+          <w:bCs/>
+          <w:sz w:val="28"/>
+          <w:szCs w:val="28"/>
+          <w:lang w:val="ru-RU"/>
+        </w:rPr>
+        <w:t xml:space="preserve">2</w:t>
+      </w:r>
+      <w:r>
+        <w:rPr>
+          <w:rStyle w:val="719"/>
+          <w:rFonts w:hint="default" w:ascii="Times New Roman" w:hAnsi="Times New Roman" w:eastAsia="Times New Roman" w:cs="Times New Roman"/>
+          <w:b/>
+          <w:bCs/>
+          <w:sz w:val="28"/>
+          <w:szCs w:val="28"/>
+          <w:lang w:val="ru-RU"/>
+        </w:rPr>
         <w:t xml:space="preserve"> </w:t>
+      </w:r>
+      <w:r>
+        <w:rPr>
+          <w:rStyle w:val="719"/>
+          <w:rFonts w:ascii="Times New Roman" w:hAnsi="Times New Roman" w:eastAsia="Times New Roman" w:cs="Times New Roman"/>
+          <w:b/>
+          <w:bCs/>
+          <w:sz w:val="28"/>
+          <w:szCs w:val="28"/>
+        </w:rPr>
+        <w:t xml:space="preserve">Требования</w:t>
+      </w:r>
+      <w:r>
+        <w:rPr>
+          <w:rStyle w:val="719"/>
+          <w:rFonts w:ascii="Times New Roman" w:hAnsi="Times New Roman" w:eastAsia="Times New Roman" w:cs="Times New Roman"/>
+          <w:b/>
+          <w:bCs/>
+          <w:sz w:val="28"/>
+          <w:szCs w:val="28"/>
+        </w:rPr>
+        <w:t xml:space="preserve"> </w:t>
+      </w:r>
+      <w:r>
+        <w:rPr>
+          <w:rStyle w:val="719"/>
+          <w:rFonts w:ascii="Times New Roman" w:hAnsi="Times New Roman" w:eastAsia="Times New Roman" w:cs="Times New Roman"/>
+          <w:b/>
+          <w:bCs/>
+          <w:sz w:val="28"/>
+          <w:szCs w:val="28"/>
+        </w:rPr>
+        <w:t xml:space="preserve">к</w:t>
+      </w:r>
+      <w:r>
+        <w:rPr>
+          <w:rStyle w:val="719"/>
+          <w:rFonts w:ascii="Times New Roman" w:hAnsi="Times New Roman" w:eastAsia="Times New Roman" w:cs="Times New Roman"/>
+          <w:b/>
+          <w:bCs/>
+          <w:sz w:val="28"/>
+          <w:szCs w:val="28"/>
+        </w:rPr>
+        <w:t xml:space="preserve"> </w:t>
+      </w:r>
+      <w:r>
+        <w:rPr>
+          <w:rStyle w:val="719"/>
+          <w:rFonts w:ascii="Times New Roman" w:hAnsi="Times New Roman" w:eastAsia="Times New Roman" w:cs="Times New Roman"/>
+          <w:b/>
+          <w:bCs/>
+          <w:sz w:val="28"/>
+          <w:szCs w:val="28"/>
+        </w:rPr>
+        <w:t xml:space="preserve">функциям</w:t>
+      </w:r>
+      <w:r>
+        <w:rPr>
+          <w:rStyle w:val="719"/>
+          <w:rFonts w:ascii="Times New Roman" w:hAnsi="Times New Roman" w:eastAsia="Times New Roman" w:cs="Times New Roman"/>
+          <w:b/>
+          <w:bCs/>
+          <w:sz w:val="28"/>
+          <w:szCs w:val="28"/>
+        </w:rPr>
+        <w:t xml:space="preserve"> </w:t>
+      </w:r>
+      <w:r>
+        <w:rPr>
+          <w:rStyle w:val="719"/>
+          <w:rFonts w:ascii="Times New Roman" w:hAnsi="Times New Roman" w:eastAsia="Times New Roman" w:cs="Times New Roman"/>
+          <w:b/>
+          <w:bCs/>
+          <w:sz w:val="28"/>
+          <w:szCs w:val="28"/>
+        </w:rPr>
+        <w:t xml:space="preserve">(задачам),</w:t>
+      </w:r>
+      <w:r>
+        <w:rPr>
+          <w:rStyle w:val="719"/>
+          <w:rFonts w:ascii="Times New Roman" w:hAnsi="Times New Roman" w:eastAsia="Times New Roman" w:cs="Times New Roman"/>
+          <w:b/>
+          <w:bCs/>
+          <w:sz w:val="28"/>
+          <w:szCs w:val="28"/>
+        </w:rPr>
+        <w:t xml:space="preserve"> </w:t>
+      </w:r>
+      <w:r>
+        <w:rPr>
+          <w:rStyle w:val="719"/>
+          <w:rFonts w:ascii="Times New Roman" w:hAnsi="Times New Roman" w:eastAsia="Times New Roman" w:cs="Times New Roman"/>
+          <w:b/>
+          <w:bCs/>
+          <w:sz w:val="28"/>
+          <w:szCs w:val="28"/>
+        </w:rPr>
+        <w:t xml:space="preserve">выполняемым</w:t>
+      </w:r>
+      <w:r>
+        <w:rPr>
+          <w:rStyle w:val="719"/>
+          <w:rFonts w:ascii="Times New Roman" w:hAnsi="Times New Roman" w:eastAsia="Times New Roman" w:cs="Times New Roman"/>
+          <w:b/>
+          <w:bCs/>
+          <w:sz w:val="28"/>
+          <w:szCs w:val="28"/>
+        </w:rPr>
+        <w:t xml:space="preserve"> </w:t>
+      </w:r>
+      <w:r>
+        <w:rPr>
+          <w:rStyle w:val="719"/>
+          <w:rFonts w:ascii="Times New Roman" w:hAnsi="Times New Roman" w:eastAsia="Times New Roman" w:cs="Times New Roman"/>
+          <w:b/>
+          <w:bCs/>
+          <w:sz w:val="28"/>
+          <w:szCs w:val="28"/>
+        </w:rPr>
+        <w:t xml:space="preserve">системой</w:t>
+      </w:r>
+      <w:r>
+        <w:rPr>
+          <w:rFonts w:hint="default" w:ascii="Times New Roman" w:hAnsi="Times New Roman" w:eastAsia="Times New Roman" w:cs="Times New Roman"/>
+          <w:b/>
+          <w:bCs/>
+          <w:sz w:val="28"/>
+          <w:szCs w:val="28"/>
+          <w:highlight w:val="none"/>
+          <w:lang w:val="ru-RU"/>
+        </w:rPr>
+      </w:r>
+      <w:r>
+        <w:rPr>
+          <w:rFonts w:hint="default" w:ascii="Times New Roman" w:hAnsi="Times New Roman" w:eastAsia="Times New Roman" w:cs="Times New Roman"/>
+          <w:b/>
+          <w:bCs/>
+          <w:sz w:val="28"/>
+          <w:szCs w:val="28"/>
+          <w:highlight w:val="none"/>
+          <w:lang w:val="ru-RU"/>
+        </w:rPr>
+      </w:r>
+    </w:p>
+    <w:p>
+      <w:pPr>
+        <w:pStyle w:val="689"/>
+        <w:rPr>
+          <w:lang w:val="ru-RU"/>
+        </w:rPr>
+      </w:pPr>
+      <w:r>
+        <w:rPr>
+          <w:lang w:val="ru-RU"/>
+        </w:rPr>
+      </w:r>
+      <w:r>
+        <w:rPr>
+          <w:rStyle w:val="719"/>
+          <w:rFonts w:hint="default" w:ascii="Times New Roman" w:hAnsi="Times New Roman" w:eastAsia="Times New Roman" w:cs="Times New Roman"/>
+          <w:b/>
+          <w:bCs/>
+          <w:sz w:val="28"/>
+          <w:szCs w:val="28"/>
+          <w:lang w:val="ru-RU"/>
+        </w:rPr>
+        <w:t xml:space="preserve">4</w:t>
+      </w:r>
+      <w:r>
+        <w:rPr>
+          <w:rStyle w:val="719"/>
+          <w:rFonts w:hint="default" w:ascii="Times New Roman" w:hAnsi="Times New Roman" w:eastAsia="Times New Roman" w:cs="Times New Roman"/>
+          <w:b/>
+          <w:bCs/>
+          <w:sz w:val="28"/>
+          <w:szCs w:val="28"/>
+          <w:lang w:val="ru-RU"/>
+        </w:rPr>
+        <w:t xml:space="preserve">.</w:t>
+      </w:r>
+      <w:r>
+        <w:rPr>
+          <w:rStyle w:val="719"/>
+          <w:rFonts w:hint="default" w:ascii="Times New Roman" w:hAnsi="Times New Roman" w:eastAsia="Times New Roman" w:cs="Times New Roman"/>
+          <w:b/>
+          <w:bCs/>
+          <w:sz w:val="28"/>
+          <w:szCs w:val="28"/>
+          <w:lang w:val="ru-RU"/>
+        </w:rPr>
+        <w:t xml:space="preserve">2</w:t>
+      </w:r>
+      <w:r>
+        <w:rPr>
+          <w:rStyle w:val="719"/>
+          <w:rFonts w:hint="default" w:ascii="Times New Roman" w:hAnsi="Times New Roman" w:eastAsia="Times New Roman" w:cs="Times New Roman"/>
+          <w:b/>
+          <w:bCs/>
+          <w:sz w:val="28"/>
+          <w:szCs w:val="28"/>
+          <w:lang w:val="ru-RU"/>
+        </w:rPr>
+        <w:t xml:space="preserve">.</w:t>
+      </w:r>
+      <w:r>
+        <w:rPr>
+          <w:rStyle w:val="719"/>
+          <w:rFonts w:hint="default" w:ascii="Times New Roman" w:hAnsi="Times New Roman" w:eastAsia="Times New Roman" w:cs="Times New Roman"/>
+          <w:b/>
+          <w:bCs/>
+          <w:sz w:val="28"/>
+          <w:szCs w:val="28"/>
+          <w:lang w:val="ru-RU"/>
+        </w:rPr>
+        <w:t xml:space="preserve">1</w:t>
+      </w:r>
+      <w:r>
+        <w:rPr>
+          <w:rStyle w:val="719"/>
+          <w:rFonts w:hint="default" w:ascii="Times New Roman" w:hAnsi="Times New Roman" w:eastAsia="Times New Roman" w:cs="Times New Roman"/>
+          <w:b/>
+          <w:bCs/>
+          <w:sz w:val="28"/>
+          <w:szCs w:val="28"/>
+          <w:lang w:val="ru-RU"/>
+        </w:rPr>
+        <w:t xml:space="preserve"> </w:t>
+      </w:r>
+      <w:r>
+        <w:rPr>
+          <w:rStyle w:val="719"/>
+          <w:rFonts w:hint="default" w:ascii="Times New Roman" w:hAnsi="Times New Roman" w:eastAsia="Times New Roman" w:cs="Times New Roman"/>
+          <w:b/>
+          <w:bCs/>
+          <w:sz w:val="28"/>
+          <w:szCs w:val="28"/>
+          <w:lang w:val="ru-RU"/>
+        </w:rPr>
+        <w:t xml:space="preserve">Модульная подсистема</w:t>
+      </w:r>
+      <w:r>
+        <w:rPr>
+          <w:rStyle w:val="719"/>
+          <w:rFonts w:hint="default" w:ascii="Times New Roman" w:hAnsi="Times New Roman" w:eastAsia="Times New Roman" w:cs="Times New Roman"/>
+          <w:b/>
+          <w:bCs/>
+          <w:sz w:val="28"/>
+          <w:szCs w:val="28"/>
+          <w:lang w:val="ru-RU"/>
+        </w:rPr>
+        <w:t xml:space="preserve"> </w:t>
+      </w:r>
+      <w:r>
+        <w:rPr>
+          <w:rStyle w:val="719"/>
+          <w:rFonts w:hint="default" w:ascii="Times New Roman" w:hAnsi="Times New Roman" w:eastAsia="Times New Roman" w:cs="Times New Roman"/>
+          <w:b/>
+          <w:bCs/>
+          <w:sz w:val="28"/>
+          <w:szCs w:val="28"/>
+          <w:lang w:val="ru-RU"/>
+        </w:rPr>
+        <w:t xml:space="preserve">«СДГВМ</w:t>
+      </w:r>
+      <w:r>
+        <w:rPr>
+          <w:rStyle w:val="719"/>
+          <w:rFonts w:hint="default" w:ascii="Times New Roman" w:hAnsi="Times New Roman" w:eastAsia="Times New Roman" w:cs="Times New Roman"/>
+          <w:b/>
+          <w:bCs/>
+          <w:sz w:val="28"/>
+          <w:szCs w:val="28"/>
+          <w:lang w:val="ru-RU"/>
+        </w:rPr>
+        <w:t xml:space="preserve">»</w:t>
+      </w:r>
+      <w:r>
+        <w:rPr>
+          <w:rStyle w:val="719"/>
+          <w:rFonts w:hint="default" w:ascii="Times New Roman" w:hAnsi="Times New Roman" w:eastAsia="Times New Roman" w:cs="Times New Roman"/>
+          <w:b/>
+          <w:bCs/>
+          <w:sz w:val="28"/>
+          <w:szCs w:val="28"/>
+          <w:lang w:val="ru-RU"/>
+        </w:rPr>
+        <w:t xml:space="preserve"> для генерации контента</w:t>
+      </w:r>
+      <w:r>
+        <w:rPr>
+          <w:lang w:val="ru-RU"/>
+        </w:rPr>
+      </w:r>
+    </w:p>
+    <w:p>
+      <w:pPr>
+        <w:pStyle w:val="877"/>
+        <w:rPr>
+          <w:lang w:val="ru-RU"/>
+        </w:rPr>
+      </w:pPr>
+      <w:r>
+        <w:rPr>
+          <w:lang w:val="ru-RU"/>
+        </w:rPr>
+        <w:t xml:space="preserve">Управляемая клиентом подсистема предназначена для генерации</w:t>
+      </w:r>
+      <w:r>
+        <w:rPr>
+          <w:lang w:val="ru-RU"/>
+        </w:rPr>
+        <w:t xml:space="preserve">,</w:t>
+      </w:r>
+      <w:r>
+        <w:rPr>
+          <w:lang w:val="ru-RU"/>
+        </w:rPr>
+        <w:t xml:space="preserve"> редактирования</w:t>
+      </w:r>
+      <w:r>
+        <w:rPr>
+          <w:lang w:val="ru-RU"/>
+        </w:rPr>
+        <w:t xml:space="preserve">,</w:t>
+      </w:r>
+      <w:r>
+        <w:rPr>
+          <w:lang w:val="ru-RU"/>
+        </w:rPr>
+        <w:t xml:space="preserve"> отображения игрового контента в сцене </w:t>
+      </w:r>
+      <w:r>
+        <w:rPr>
+          <w:lang w:val="ru-RU"/>
+        </w:rPr>
+        <w:t xml:space="preserve">при запуске режима </w:t>
+      </w:r>
+      <w:r>
+        <w:rPr>
+          <w:lang w:val="ru-RU"/>
+        </w:rPr>
+        <w:t xml:space="preserve">U</w:t>
+      </w:r>
+      <w:r>
+        <w:rPr>
+          <w:lang w:val="ru-RU"/>
+        </w:rPr>
+        <w:t xml:space="preserve">n</w:t>
+      </w:r>
+      <w:r>
+        <w:rPr>
+          <w:lang w:val="ru-RU"/>
+        </w:rPr>
+        <w:t xml:space="preserve">i</w:t>
+      </w:r>
+      <w:r>
+        <w:rPr>
+          <w:lang w:val="ru-RU"/>
+        </w:rPr>
+        <w:t xml:space="preserve">t</w:t>
+      </w:r>
+      <w:r>
+        <w:rPr>
+          <w:lang w:val="ru-RU"/>
+        </w:rPr>
+        <w:t xml:space="preserve">y</w:t>
+      </w:r>
+      <w:r>
+        <w:rPr>
+          <w:lang w:val="ru-RU"/>
+        </w:rPr>
+        <w:t xml:space="preserve"> </w:t>
+      </w:r>
+      <w:r>
+        <w:rPr>
+          <w:lang w:val="ru-RU"/>
+        </w:rPr>
+        <w:t xml:space="preserve">P</w:t>
+      </w:r>
+      <w:r>
+        <w:rPr>
+          <w:lang w:val="ru-RU"/>
+        </w:rPr>
+        <w:t xml:space="preserve">l</w:t>
+      </w:r>
+      <w:r>
+        <w:rPr>
+          <w:lang w:val="ru-RU"/>
+        </w:rPr>
+        <w:t xml:space="preserve">a</w:t>
+      </w:r>
+      <w:r>
+        <w:rPr>
+          <w:lang w:val="ru-RU"/>
+        </w:rPr>
+        <w:t xml:space="preserve">y </w:t>
+      </w:r>
+      <w:r>
+        <w:rPr>
+          <w:lang w:val="ru-RU"/>
+        </w:rPr>
+        <w:t xml:space="preserve">M</w:t>
+      </w:r>
+      <w:r>
+        <w:rPr>
+          <w:lang w:val="ru-RU"/>
+        </w:rPr>
+        <w:t xml:space="preserve">o</w:t>
+      </w:r>
+      <w:r>
+        <w:rPr>
+          <w:lang w:val="ru-RU"/>
+        </w:rPr>
+        <w:t xml:space="preserve">d</w:t>
+      </w:r>
+      <w:r>
+        <w:rPr>
+          <w:lang w:val="ru-RU"/>
+        </w:rPr>
+        <w:t xml:space="preserve">e в интерфейсе инструмента</w:t>
+      </w:r>
+      <w:r>
+        <w:rPr>
+          <w:lang w:val="ru-RU"/>
+        </w:rPr>
+        <w:t xml:space="preserve">,</w:t>
+      </w:r>
+      <w:r>
+        <w:rPr>
+          <w:lang w:val="ru-RU"/>
+        </w:rPr>
+        <w:t xml:space="preserve"> генерация происходит за счет межнейросетевого взаимодействия реализованного через </w:t>
+      </w:r>
+      <w:r>
+        <w:rPr>
+          <w:lang w:val="ru-RU"/>
+        </w:rPr>
+        <w:t xml:space="preserve">O</w:t>
+      </w:r>
+      <w:r>
+        <w:rPr>
+          <w:lang w:val="ru-RU"/>
+        </w:rPr>
+        <w:t xml:space="preserve">N</w:t>
+      </w:r>
+      <w:r>
+        <w:rPr>
+          <w:lang w:val="ru-RU"/>
+        </w:rPr>
+        <w:t xml:space="preserve">N</w:t>
+      </w:r>
+      <w:r>
+        <w:rPr>
+          <w:lang w:val="ru-RU"/>
+        </w:rPr>
+        <w:t xml:space="preserve">X</w:t>
+      </w:r>
+      <w:r>
+        <w:rPr>
+          <w:lang w:val="ru-RU"/>
+        </w:rPr>
+        <w:t xml:space="preserve">,</w:t>
+      </w:r>
+      <w:r>
+        <w:rPr>
+          <w:lang w:val="ru-RU"/>
+        </w:rPr>
+        <w:t xml:space="preserve"> </w:t>
+      </w:r>
+      <w:r>
+        <w:rPr>
+          <w:lang w:val="ru-RU"/>
+        </w:rPr>
+        <w:t xml:space="preserve">система работает без подключения интернета </w:t>
+      </w:r>
+      <w:r>
+        <w:rPr>
+          <w:lang w:val="ru-RU"/>
+        </w:rPr>
+        <w:t xml:space="preserve">за счет установленных локально моделей</w:t>
+      </w:r>
+      <w:r>
+        <w:rPr>
+          <w:lang w:val="ru-RU"/>
+        </w:rPr>
+        <w:t xml:space="preserve">.</w:t>
+      </w:r>
+      <w:r>
+        <w:rPr>
+          <w:lang w:val="ru-RU"/>
+        </w:rPr>
+        <w:t xml:space="preserve"> </w:t>
+      </w:r>
+      <w:r>
+        <w:rPr>
+          <w:lang w:val="ru-RU"/>
+        </w:rPr>
+      </w:r>
+    </w:p>
+    <w:p>
+      <w:pPr>
+        <w:pStyle w:val="689"/>
+        <w:rPr>
+          <w:lang w:val="ru-RU"/>
+        </w:rPr>
+      </w:pPr>
+      <w:r>
+        <w:rPr>
+          <w:lang w:val="ru-RU"/>
+        </w:rPr>
+      </w:r>
+      <w:r>
+        <w:rPr>
+          <w:rStyle w:val="719"/>
+          <w:rFonts w:hint="default" w:ascii="Times New Roman" w:hAnsi="Times New Roman" w:eastAsia="Times New Roman" w:cs="Times New Roman"/>
+          <w:b/>
+          <w:bCs/>
+          <w:sz w:val="28"/>
+          <w:szCs w:val="28"/>
+          <w:lang w:val="ru-RU"/>
+        </w:rPr>
+        <w:t xml:space="preserve">4</w:t>
+      </w:r>
+      <w:r>
+        <w:rPr>
+          <w:rStyle w:val="719"/>
+          <w:rFonts w:hint="default" w:ascii="Times New Roman" w:hAnsi="Times New Roman" w:eastAsia="Times New Roman" w:cs="Times New Roman"/>
+          <w:b/>
+          <w:bCs/>
+          <w:sz w:val="28"/>
+          <w:szCs w:val="28"/>
+          <w:lang w:val="ru-RU"/>
+        </w:rPr>
+        <w:t xml:space="preserve">.</w:t>
+      </w:r>
+      <w:r>
+        <w:rPr>
+          <w:rStyle w:val="719"/>
+          <w:rFonts w:hint="default" w:ascii="Times New Roman" w:hAnsi="Times New Roman" w:eastAsia="Times New Roman" w:cs="Times New Roman"/>
+          <w:b/>
+          <w:bCs/>
+          <w:sz w:val="28"/>
+          <w:szCs w:val="28"/>
+          <w:lang w:val="ru-RU"/>
+        </w:rPr>
+        <w:t xml:space="preserve">2</w:t>
+      </w:r>
+      <w:r>
+        <w:rPr>
+          <w:rStyle w:val="719"/>
+          <w:rFonts w:hint="default" w:ascii="Times New Roman" w:hAnsi="Times New Roman" w:eastAsia="Times New Roman" w:cs="Times New Roman"/>
+          <w:b/>
+          <w:bCs/>
+          <w:sz w:val="28"/>
+          <w:szCs w:val="28"/>
+          <w:lang w:val="ru-RU"/>
+        </w:rPr>
+        <w:t xml:space="preserve">.</w:t>
+      </w:r>
+      <w:r>
+        <w:rPr>
+          <w:rStyle w:val="719"/>
+          <w:rFonts w:hint="default" w:ascii="Times New Roman" w:hAnsi="Times New Roman" w:eastAsia="Times New Roman" w:cs="Times New Roman"/>
+          <w:b/>
+          <w:bCs/>
+          <w:sz w:val="28"/>
+          <w:szCs w:val="28"/>
+          <w:lang w:val="ru-RU"/>
+        </w:rPr>
+        <w:t xml:space="preserve">1</w:t>
+      </w:r>
+      <w:r>
+        <w:rPr>
+          <w:rStyle w:val="719"/>
+          <w:rFonts w:hint="default" w:ascii="Times New Roman" w:hAnsi="Times New Roman" w:eastAsia="Times New Roman" w:cs="Times New Roman"/>
+          <w:b/>
+          <w:bCs/>
+          <w:sz w:val="28"/>
+          <w:szCs w:val="28"/>
+          <w:lang w:val="ru-RU"/>
+        </w:rPr>
+        <w:t xml:space="preserve">.</w:t>
+      </w:r>
+      <w:r>
+        <w:rPr>
+          <w:rStyle w:val="719"/>
+          <w:rFonts w:hint="default" w:ascii="Times New Roman" w:hAnsi="Times New Roman" w:eastAsia="Times New Roman" w:cs="Times New Roman"/>
+          <w:b/>
+          <w:bCs/>
+          <w:sz w:val="28"/>
+          <w:szCs w:val="28"/>
+          <w:lang w:val="ru-RU"/>
+        </w:rPr>
+        <w:t xml:space="preserve">1</w:t>
+      </w:r>
+      <w:r>
+        <w:rPr>
+          <w:rStyle w:val="719"/>
+          <w:rFonts w:hint="default" w:ascii="Times New Roman" w:hAnsi="Times New Roman" w:eastAsia="Times New Roman" w:cs="Times New Roman"/>
+          <w:b/>
+          <w:bCs/>
+          <w:sz w:val="28"/>
+          <w:szCs w:val="28"/>
+          <w:lang w:val="ru-RU"/>
+        </w:rPr>
+        <w:t xml:space="preserve"> </w:t>
+      </w:r>
+      <w:r>
+        <w:rPr>
+          <w:rStyle w:val="719"/>
+          <w:rFonts w:hint="default" w:ascii="Times New Roman" w:hAnsi="Times New Roman" w:eastAsia="Times New Roman" w:cs="Times New Roman"/>
+          <w:b/>
+          <w:bCs/>
+          <w:sz w:val="28"/>
+          <w:szCs w:val="28"/>
+          <w:lang w:val="ru-RU"/>
+        </w:rPr>
+        <w:t xml:space="preserve">Блок </w:t>
+      </w:r>
+      <w:r>
+        <w:rPr>
+          <w:rStyle w:val="719"/>
+          <w:rFonts w:hint="default" w:ascii="Times New Roman" w:hAnsi="Times New Roman" w:eastAsia="Times New Roman" w:cs="Times New Roman"/>
+          <w:b/>
+          <w:bCs/>
+          <w:sz w:val="28"/>
+          <w:szCs w:val="28"/>
+          <w:lang w:val="ru-RU"/>
+        </w:rPr>
+        <w:t xml:space="preserve">«Сказитель историй</w:t>
+      </w:r>
+      <w:r>
+        <w:rPr>
+          <w:rStyle w:val="719"/>
+          <w:rFonts w:hint="default" w:ascii="Times New Roman" w:hAnsi="Times New Roman" w:eastAsia="Times New Roman" w:cs="Times New Roman"/>
+          <w:b/>
+          <w:bCs/>
+          <w:sz w:val="28"/>
+          <w:szCs w:val="28"/>
+          <w:lang w:val="ru-RU"/>
+        </w:rPr>
+        <w:t xml:space="preserve">» генерация квестов</w:t>
+      </w:r>
+      <w:r>
+        <w:rPr>
+          <w:lang w:val="ru-RU"/>
+        </w:rPr>
+      </w:r>
+    </w:p>
+    <w:p>
+      <w:pPr>
+        <w:pStyle w:val="877"/>
+        <w:rPr>
+          <w:highlight w:val="none"/>
+          <w:lang w:val="ru-RU"/>
+        </w:rPr>
+      </w:pPr>
+      <w:r>
+        <w:rPr>
+          <w:lang w:val="ru-RU"/>
+        </w:rPr>
+        <w:t xml:space="preserve">Обеспечивает создание квестов через шаблоны </w:t>
+      </w:r>
+      <w:r>
+        <w:rPr>
+          <w:lang w:val="ru-RU"/>
+        </w:rPr>
+        <w:t xml:space="preserve">J</w:t>
+      </w:r>
+      <w:r>
+        <w:rPr>
+          <w:lang w:val="ru-RU"/>
+        </w:rPr>
+        <w:t xml:space="preserve">S</w:t>
+      </w:r>
+      <w:r>
+        <w:rPr>
+          <w:lang w:val="ru-RU"/>
+        </w:rPr>
+        <w:t xml:space="preserve">O</w:t>
+      </w:r>
+      <w:r>
+        <w:rPr>
+          <w:lang w:val="ru-RU"/>
+        </w:rPr>
+        <w:t xml:space="preserve">N</w:t>
+      </w:r>
+      <w:r>
+        <w:rPr>
+          <w:lang w:val="ru-RU"/>
+        </w:rPr>
+        <w:t xml:space="preserve">, настраиваемые пользователем – разработчиком</w:t>
+      </w:r>
+      <w:r>
+        <w:rPr>
+          <w:lang w:val="ru-RU"/>
+        </w:rPr>
+        <w:t xml:space="preserve">,</w:t>
+      </w:r>
+      <w:r>
+        <w:rPr>
+          <w:lang w:val="ru-RU"/>
+        </w:rPr>
+        <w:t xml:space="preserve"> по параметрам</w:t>
+      </w:r>
+      <w:r>
+        <w:rPr>
+          <w:lang w:val="ru-RU"/>
+        </w:rPr>
+        <w:t xml:space="preserve">:</w:t>
+      </w:r>
+      <w:r>
+        <w:rPr>
+          <w:lang w:val="ru-RU"/>
+        </w:rPr>
+        <w:t xml:space="preserve"> жанр</w:t>
+      </w:r>
+      <w:r>
+        <w:rPr>
+          <w:lang w:val="ru-RU"/>
+        </w:rPr>
+        <w:t xml:space="preserve">,</w:t>
+      </w:r>
+      <w:r>
+        <w:rPr>
+          <w:lang w:val="ru-RU"/>
+        </w:rPr>
+        <w:t xml:space="preserve"> сложность можно настраивать квест</w:t>
+      </w:r>
+      <w:r>
+        <w:rPr>
+          <w:lang w:val="ru-RU"/>
+        </w:rPr>
+        <w:t xml:space="preserve">,</w:t>
+      </w:r>
+      <w:r>
+        <w:rPr>
+          <w:lang w:val="ru-RU"/>
+        </w:rPr>
+        <w:t xml:space="preserve"> </w:t>
+      </w:r>
+      <w:r>
+        <w:rPr>
+          <w:lang w:val="ru-RU"/>
+        </w:rPr>
+        <w:t xml:space="preserve"> созданный квест в виде текста показывается в </w:t>
+      </w:r>
+      <w:r>
+        <w:rPr>
+          <w:lang w:val="ru-RU"/>
+        </w:rPr>
+        <w:t xml:space="preserve">T</w:t>
+      </w:r>
+      <w:r>
+        <w:rPr>
+          <w:lang w:val="ru-RU"/>
+        </w:rPr>
+        <w:t xml:space="preserve">e</w:t>
+      </w:r>
+      <w:r>
+        <w:rPr>
+          <w:lang w:val="ru-RU"/>
+        </w:rPr>
+        <w:t xml:space="preserve">x</w:t>
+      </w:r>
+      <w:r>
+        <w:rPr>
+          <w:lang w:val="ru-RU"/>
+        </w:rPr>
+        <w:t xml:space="preserve">t</w:t>
+      </w:r>
+      <w:r>
+        <w:rPr>
+          <w:lang w:val="ru-RU"/>
+        </w:rPr>
+        <w:t xml:space="preserve"> </w:t>
+      </w:r>
+      <w:r>
+        <w:rPr>
+          <w:lang w:val="ru-RU"/>
+        </w:rPr>
+        <w:t xml:space="preserve">M</w:t>
+      </w:r>
+      <w:r>
+        <w:rPr>
+          <w:lang w:val="ru-RU"/>
+        </w:rPr>
+        <w:t xml:space="preserve">e</w:t>
+      </w:r>
+      <w:r>
+        <w:rPr>
+          <w:lang w:val="ru-RU"/>
+        </w:rPr>
+        <w:t xml:space="preserve">s</w:t>
+      </w:r>
+      <w:r>
+        <w:rPr>
+          <w:lang w:val="ru-RU"/>
+        </w:rPr>
+        <w:t xml:space="preserve">h</w:t>
+      </w:r>
+      <w:r>
+        <w:rPr>
+          <w:lang w:val="ru-RU"/>
+        </w:rPr>
+        <w:t xml:space="preserve"> </w:t>
+      </w:r>
+      <w:r>
+        <w:rPr>
+          <w:lang w:val="ru-RU"/>
+        </w:rPr>
+        <w:t xml:space="preserve">P</w:t>
+      </w:r>
+      <w:r>
+        <w:rPr>
+          <w:lang w:val="ru-RU"/>
+        </w:rPr>
+        <w:t xml:space="preserve">r</w:t>
+      </w:r>
+      <w:r>
+        <w:rPr>
+          <w:lang w:val="ru-RU"/>
+        </w:rPr>
+        <w:t xml:space="preserve">o</w:t>
+      </w:r>
+      <w:r>
+        <w:rPr>
+          <w:lang w:val="ru-RU"/>
+        </w:rPr>
+        <w:t xml:space="preserve"> объекте</w:t>
+      </w:r>
+      <w:r>
+        <w:rPr>
+          <w:lang w:val="ru-RU"/>
+        </w:rPr>
+        <w:t xml:space="preserve">,</w:t>
+      </w:r>
+      <w:r>
+        <w:rPr>
+          <w:lang w:val="ru-RU"/>
+        </w:rPr>
+        <w:t xml:space="preserve"> </w:t>
+      </w:r>
+      <w:r>
+        <w:rPr>
+          <w:lang w:val="ru-RU"/>
+        </w:rPr>
+        <w:t xml:space="preserve">есть поля ввода – </w:t>
+      </w:r>
+      <w:r>
+        <w:rPr>
+          <w:lang w:val="ru-RU"/>
+        </w:rPr>
+        <w:t xml:space="preserve">«</w:t>
+      </w:r>
+      <w:r>
+        <w:rPr>
+          <w:lang w:val="ru-RU"/>
+        </w:rPr>
+        <w:t xml:space="preserve">i</w:t>
+      </w:r>
+      <w:r>
+        <w:rPr>
+          <w:lang w:val="ru-RU"/>
+        </w:rPr>
+        <w:t xml:space="preserve">n</w:t>
+      </w:r>
+      <w:r>
+        <w:rPr>
+          <w:lang w:val="ru-RU"/>
+        </w:rPr>
+        <w:t xml:space="preserve">p</w:t>
+      </w:r>
+      <w:r>
+        <w:rPr>
+          <w:lang w:val="ru-RU"/>
+        </w:rPr>
+        <w:t xml:space="preserve">u</w:t>
+      </w:r>
+      <w:r>
+        <w:rPr>
+          <w:lang w:val="ru-RU"/>
+        </w:rPr>
+        <w:t xml:space="preserve">t</w:t>
+      </w:r>
+      <w:r>
+        <w:rPr>
+          <w:lang w:val="ru-RU"/>
+        </w:rPr>
+        <w:t xml:space="preserve"> </w:t>
+      </w:r>
+      <w:r>
+        <w:rPr>
+          <w:lang w:val="ru-RU"/>
+        </w:rPr>
+        <w:t xml:space="preserve">f</w:t>
+      </w:r>
+      <w:r>
+        <w:rPr>
+          <w:lang w:val="ru-RU"/>
+        </w:rPr>
+        <w:t xml:space="preserve">i</w:t>
+      </w:r>
+      <w:r>
+        <w:rPr>
+          <w:lang w:val="ru-RU"/>
+        </w:rPr>
+        <w:t xml:space="preserve">e</w:t>
+      </w:r>
+      <w:r>
+        <w:rPr>
+          <w:lang w:val="ru-RU"/>
+        </w:rPr>
+        <w:t xml:space="preserve">l</w:t>
+      </w:r>
+      <w:r>
+        <w:rPr>
+          <w:lang w:val="ru-RU"/>
+        </w:rPr>
+        <w:t xml:space="preserve">d</w:t>
+      </w:r>
+      <w:r>
+        <w:rPr>
+          <w:lang w:val="ru-RU"/>
+        </w:rPr>
+        <w:t xml:space="preserve">»</w:t>
+      </w:r>
+      <w:r>
+        <w:rPr>
+          <w:lang w:val="ru-RU"/>
+        </w:rPr>
+        <w:t xml:space="preserve"> объект</w:t>
+      </w:r>
+      <w:r>
+        <w:rPr>
+          <w:lang w:val="ru-RU"/>
+        </w:rPr>
+        <w:t xml:space="preserve"> </w:t>
+      </w:r>
+      <w:r>
+        <w:rPr>
+          <w:lang w:val="ru-RU"/>
+        </w:rPr>
+        <w:t xml:space="preserve">для ввода заголовка</w:t>
+      </w:r>
+      <w:r>
+        <w:rPr>
+          <w:lang w:val="ru-RU"/>
+        </w:rPr>
+        <w:t xml:space="preserve"> </w:t>
+      </w:r>
+      <w:r>
+        <w:rPr>
+          <w:lang w:val="ru-RU"/>
+        </w:rPr>
+        <w:t xml:space="preserve">-</w:t>
+      </w:r>
+      <w:r>
+        <w:rPr>
+          <w:lang w:val="ru-RU"/>
+        </w:rPr>
+        <w:t xml:space="preserve"> </w:t>
+      </w:r>
+      <w:r>
+        <w:rPr>
+          <w:lang w:val="ru-RU"/>
+        </w:rPr>
+        <w:t xml:space="preserve">«название квеста</w:t>
+      </w:r>
+      <w:r>
+        <w:rPr>
+          <w:lang w:val="ru-RU"/>
+        </w:rPr>
+        <w:t xml:space="preserve">»</w:t>
+      </w:r>
+      <w:r>
+        <w:rPr>
+          <w:lang w:val="ru-RU"/>
+        </w:rPr>
+        <w:t xml:space="preserve">,</w:t>
+      </w:r>
+      <w:r>
+        <w:rPr>
+          <w:lang w:val="ru-RU"/>
+        </w:rPr>
+        <w:t xml:space="preserve"> </w:t>
+      </w:r>
+      <w:r>
+        <w:rPr>
+          <w:lang w:val="ru-RU"/>
+        </w:rPr>
+        <w:t xml:space="preserve">поле ввода для аннотации – краткого описания</w:t>
+      </w:r>
+      <w:r>
+        <w:rPr>
+          <w:lang w:val="ru-RU"/>
+        </w:rPr>
+        <w:t xml:space="preserve">,</w:t>
+      </w:r>
+      <w:r>
+        <w:rPr>
+          <w:lang w:val="ru-RU"/>
+        </w:rPr>
+        <w:t xml:space="preserve"> поле ввода самого квеста</w:t>
+      </w:r>
+      <w:r>
+        <w:rPr>
+          <w:lang w:val="ru-RU"/>
+        </w:rPr>
+        <w:t xml:space="preserve">,</w:t>
+      </w:r>
+      <w:r>
+        <w:rPr>
+          <w:lang w:val="ru-RU"/>
+        </w:rPr>
+        <w:t xml:space="preserve"> объект </w:t>
+      </w:r>
+      <w:r>
+        <w:rPr>
+          <w:lang w:val="ru-RU"/>
+        </w:rPr>
+        <w:t xml:space="preserve">R</w:t>
+      </w:r>
+      <w:r>
+        <w:rPr>
+          <w:lang w:val="ru-RU"/>
+        </w:rPr>
+        <w:t xml:space="preserve">a</w:t>
+      </w:r>
+      <w:r>
+        <w:rPr>
+          <w:lang w:val="ru-RU"/>
+        </w:rPr>
+        <w:t xml:space="preserve">w</w:t>
+      </w:r>
+      <w:r>
+        <w:rPr>
+          <w:lang w:val="ru-RU"/>
+        </w:rPr>
+        <w:t xml:space="preserve">-</w:t>
+      </w:r>
+      <w:r>
+        <w:rPr>
+          <w:lang w:val="ru-RU"/>
+        </w:rPr>
+        <w:t xml:space="preserve">I</w:t>
+      </w:r>
+      <w:r>
+        <w:rPr>
+          <w:lang w:val="ru-RU"/>
+        </w:rPr>
+        <w:t xml:space="preserve">m</w:t>
+      </w:r>
+      <w:r>
+        <w:rPr>
+          <w:lang w:val="ru-RU"/>
+        </w:rPr>
+        <w:t xml:space="preserve">a</w:t>
+      </w:r>
+      <w:r>
+        <w:rPr>
+          <w:lang w:val="ru-RU"/>
+        </w:rPr>
+        <w:t xml:space="preserve">g</w:t>
+      </w:r>
+      <w:r>
+        <w:rPr>
+          <w:lang w:val="ru-RU"/>
+        </w:rPr>
+        <w:t xml:space="preserve">e</w:t>
+      </w:r>
+      <w:r>
+        <w:rPr>
+          <w:lang w:val="ru-RU"/>
+        </w:rPr>
+        <w:t xml:space="preserve"> для вставки визуалального описания квеста</w:t>
+      </w:r>
+      <w:r>
+        <w:rPr>
+          <w:lang w:val="ru-RU"/>
+        </w:rPr>
+        <w:t xml:space="preserve">.</w:t>
+      </w:r>
+      <w:r>
+        <w:rPr>
+          <w:lang w:val="ru-RU"/>
+        </w:rPr>
+        <w:t xml:space="preserve"> </w:t>
+      </w:r>
+      <w:r>
+        <w:rPr>
+          <w:lang w:val="ru-RU"/>
+        </w:rPr>
+      </w:r>
+    </w:p>
+    <w:p>
+      <w:pPr>
+        <w:pStyle w:val="871"/>
+        <w:rPr>
+          <w:lang w:val="ru-RU"/>
+        </w:rPr>
+      </w:pPr>
+      <w:r>
+        <w:rPr>
+          <w:lang w:val="ru-RU"/>
+        </w:rPr>
+      </w:r>
+      <w:r>
+        <w:rPr>
+          <w:rStyle w:val="719"/>
+          <w:rFonts w:hint="default" w:ascii="Times New Roman" w:hAnsi="Times New Roman" w:eastAsia="Times New Roman" w:cs="Times New Roman"/>
+          <w:b/>
+          <w:bCs/>
+          <w:sz w:val="28"/>
+          <w:szCs w:val="28"/>
+          <w:lang w:val="ru-RU"/>
+        </w:rPr>
+        <w:t xml:space="preserve">4</w:t>
+      </w:r>
+      <w:r>
+        <w:rPr>
+          <w:rStyle w:val="719"/>
+          <w:rFonts w:hint="default" w:ascii="Times New Roman" w:hAnsi="Times New Roman" w:eastAsia="Times New Roman" w:cs="Times New Roman"/>
+          <w:b/>
+          <w:bCs/>
+          <w:sz w:val="28"/>
+          <w:szCs w:val="28"/>
+          <w:lang w:val="ru-RU"/>
+        </w:rPr>
+        <w:t xml:space="preserve">.</w:t>
+      </w:r>
+      <w:r>
+        <w:rPr>
+          <w:rStyle w:val="719"/>
+          <w:rFonts w:hint="default" w:ascii="Times New Roman" w:hAnsi="Times New Roman" w:eastAsia="Times New Roman" w:cs="Times New Roman"/>
+          <w:b/>
+          <w:bCs/>
+          <w:sz w:val="28"/>
+          <w:szCs w:val="28"/>
+          <w:lang w:val="ru-RU"/>
+        </w:rPr>
+        <w:t xml:space="preserve">2</w:t>
+      </w:r>
+      <w:r>
+        <w:rPr>
+          <w:rStyle w:val="719"/>
+          <w:rFonts w:hint="default" w:ascii="Times New Roman" w:hAnsi="Times New Roman" w:eastAsia="Times New Roman" w:cs="Times New Roman"/>
+          <w:b/>
+          <w:bCs/>
+          <w:sz w:val="28"/>
+          <w:szCs w:val="28"/>
+          <w:lang w:val="ru-RU"/>
+        </w:rPr>
+        <w:t xml:space="preserve">.</w:t>
+      </w:r>
+      <w:r>
+        <w:rPr>
+          <w:rStyle w:val="719"/>
+          <w:rFonts w:hint="default" w:ascii="Times New Roman" w:hAnsi="Times New Roman" w:eastAsia="Times New Roman" w:cs="Times New Roman"/>
+          <w:b/>
+          <w:bCs/>
+          <w:sz w:val="28"/>
+          <w:szCs w:val="28"/>
+          <w:lang w:val="ru-RU"/>
+        </w:rPr>
+        <w:t xml:space="preserve">1</w:t>
+      </w:r>
+      <w:r>
+        <w:rPr>
+          <w:rStyle w:val="719"/>
+          <w:rFonts w:hint="default" w:ascii="Times New Roman" w:hAnsi="Times New Roman" w:eastAsia="Times New Roman" w:cs="Times New Roman"/>
+          <w:b/>
+          <w:bCs/>
+          <w:sz w:val="28"/>
+          <w:szCs w:val="28"/>
+          <w:lang w:val="ru-RU"/>
+        </w:rPr>
+        <w:t xml:space="preserve">.</w:t>
+      </w:r>
+      <w:r>
+        <w:rPr>
+          <w:rStyle w:val="719"/>
+          <w:rFonts w:hint="default" w:ascii="Times New Roman" w:hAnsi="Times New Roman" w:eastAsia="Times New Roman" w:cs="Times New Roman"/>
+          <w:b/>
+          <w:bCs/>
+          <w:sz w:val="28"/>
+          <w:szCs w:val="28"/>
+          <w:lang w:val="ru-RU"/>
+        </w:rPr>
+        <w:t xml:space="preserve">2</w:t>
+      </w:r>
+      <w:r>
+        <w:rPr>
+          <w:rStyle w:val="719"/>
+          <w:rFonts w:hint="default" w:ascii="Times New Roman" w:hAnsi="Times New Roman" w:eastAsia="Times New Roman" w:cs="Times New Roman"/>
+          <w:b/>
+          <w:bCs/>
+          <w:sz w:val="28"/>
+          <w:szCs w:val="28"/>
+          <w:lang w:val="ru-RU"/>
+        </w:rPr>
+        <w:t xml:space="preserve"> </w:t>
+      </w:r>
+      <w:r>
+        <w:rPr>
+          <w:rStyle w:val="719"/>
+          <w:rFonts w:hint="default" w:ascii="Times New Roman" w:hAnsi="Times New Roman" w:eastAsia="Times New Roman" w:cs="Times New Roman"/>
+          <w:b/>
+          <w:bCs/>
+          <w:sz w:val="28"/>
+          <w:szCs w:val="28"/>
+          <w:lang w:val="ru-RU"/>
+        </w:rPr>
+        <w:t xml:space="preserve">Блок </w:t>
+      </w:r>
+      <w:r>
+        <w:rPr>
+          <w:rStyle w:val="719"/>
+          <w:rFonts w:hint="default" w:ascii="Times New Roman" w:hAnsi="Times New Roman" w:eastAsia="Times New Roman" w:cs="Times New Roman"/>
+          <w:b/>
+          <w:bCs/>
+          <w:sz w:val="28"/>
+          <w:szCs w:val="28"/>
+          <w:lang w:val="ru-RU"/>
+        </w:rPr>
+        <w:t xml:space="preserve">«Контроллер поведения не игровых персонажей</w:t>
+      </w:r>
+      <w:r>
+        <w:rPr>
+          <w:rStyle w:val="719"/>
+          <w:rFonts w:hint="default" w:ascii="Times New Roman" w:hAnsi="Times New Roman" w:eastAsia="Times New Roman" w:cs="Times New Roman"/>
+          <w:b/>
+          <w:bCs/>
+          <w:sz w:val="28"/>
+          <w:szCs w:val="28"/>
+          <w:lang w:val="ru-RU"/>
+        </w:rPr>
+        <w:t xml:space="preserve">» генерация диалогов</w:t>
+      </w:r>
+      <w:r>
+        <w:rPr>
+          <w:lang w:val="ru-RU"/>
+        </w:rPr>
+      </w:r>
+      <w:r>
+        <w:rPr>
+          <w:lang w:val="ru-RU"/>
+        </w:rPr>
+      </w:r>
+    </w:p>
+    <w:p>
+      <w:pPr>
+        <w:pStyle w:val="877"/>
+        <w:rPr>
+          <w:lang w:val="ru-RU"/>
+        </w:rPr>
+      </w:pPr>
+      <w:r>
+        <w:rPr>
+          <w:lang w:val="ru-RU"/>
+        </w:rPr>
+        <w:t xml:space="preserve">За обучение </w:t>
+      </w:r>
+      <w:r>
+        <w:rPr>
+          <w:lang w:val="ru-RU"/>
+        </w:rPr>
+        <w:t xml:space="preserve">и контроль поведения </w:t>
+      </w:r>
+      <w:r>
+        <w:rPr>
+          <w:lang w:val="ru-RU"/>
+        </w:rPr>
+        <w:t xml:space="preserve">N</w:t>
+      </w:r>
+      <w:r>
+        <w:rPr>
+          <w:lang w:val="ru-RU"/>
+        </w:rPr>
+        <w:t xml:space="preserve">P</w:t>
+      </w:r>
+      <w:r>
+        <w:rPr>
+          <w:lang w:val="ru-RU"/>
+        </w:rPr>
+        <w:t xml:space="preserve">C</w:t>
+      </w:r>
+      <w:r>
+        <w:rPr>
+          <w:lang w:val="ru-RU"/>
+        </w:rPr>
+        <w:t xml:space="preserve"> отвечает блок </w:t>
+      </w:r>
+      <w:r>
+        <w:rPr>
+          <w:lang w:val="ru-RU"/>
+        </w:rPr>
+        <w:t xml:space="preserve">«Контроллер поведения</w:t>
+      </w:r>
+      <w:r>
+        <w:rPr>
+          <w:lang w:val="ru-RU"/>
+        </w:rPr>
+        <w:t xml:space="preserve">» использующий обученную локальную </w:t>
+      </w:r>
+      <w:r>
+        <w:rPr>
+          <w:lang w:val="ru-RU"/>
+        </w:rPr>
+        <w:t xml:space="preserve">O</w:t>
+      </w:r>
+      <w:r>
+        <w:rPr>
+          <w:lang w:val="ru-RU"/>
+        </w:rPr>
+        <w:t xml:space="preserve">N</w:t>
+      </w:r>
+      <w:r>
+        <w:rPr>
+          <w:lang w:val="ru-RU"/>
+        </w:rPr>
+        <w:t xml:space="preserve">N</w:t>
+      </w:r>
+      <w:r>
+        <w:rPr>
+          <w:lang w:val="ru-RU"/>
+        </w:rPr>
+        <w:t xml:space="preserve">X для превращение </w:t>
+      </w:r>
+      <w:r>
+        <w:rPr>
+          <w:lang w:val="ru-RU"/>
+        </w:rPr>
+        <w:t xml:space="preserve">J</w:t>
+      </w:r>
+      <w:r>
+        <w:rPr>
+          <w:lang w:val="ru-RU"/>
+        </w:rPr>
+        <w:t xml:space="preserve">S</w:t>
+      </w:r>
+      <w:r>
+        <w:rPr>
+          <w:lang w:val="ru-RU"/>
+        </w:rPr>
+        <w:t xml:space="preserve">O</w:t>
+      </w:r>
+      <w:r>
+        <w:rPr>
+          <w:lang w:val="ru-RU"/>
+        </w:rPr>
+        <w:t xml:space="preserve">N</w:t>
+      </w:r>
+      <w:r>
+        <w:rPr>
+          <w:lang w:val="ru-RU"/>
+        </w:rPr>
+        <w:t xml:space="preserve"> файлов с параметрами в адаптивную реакцию не игрового персонажа на действия игрока</w:t>
+      </w:r>
+      <w:r>
+        <w:rPr>
+          <w:lang w:val="ru-RU"/>
+        </w:rPr>
+        <w:t xml:space="preserve">,</w:t>
+      </w:r>
+      <w:r>
+        <w:rPr>
+          <w:lang w:val="ru-RU"/>
+        </w:rPr>
+        <w:t xml:space="preserve"> можно установить тип поведения - </w:t>
+      </w:r>
+      <w:r>
+        <w:rPr>
+          <w:lang w:val="ru-RU"/>
+        </w:rPr>
+        <w:t xml:space="preserve">«враждебный</w:t>
+      </w:r>
+      <w:r>
+        <w:rPr>
+          <w:lang w:val="ru-RU"/>
+        </w:rPr>
+        <w:t xml:space="preserve">,</w:t>
+      </w:r>
+      <w:r>
+        <w:rPr>
+          <w:lang w:val="ru-RU"/>
+        </w:rPr>
+        <w:t xml:space="preserve"> нейтральный</w:t>
+      </w:r>
+      <w:r>
+        <w:rPr>
+          <w:lang w:val="ru-RU"/>
+        </w:rPr>
+        <w:t xml:space="preserve">,</w:t>
+      </w:r>
+      <w:r>
+        <w:rPr>
+          <w:lang w:val="ru-RU"/>
+        </w:rPr>
+        <w:t xml:space="preserve"> дружественный</w:t>
+      </w:r>
+      <w:r>
+        <w:rPr>
+          <w:lang w:val="ru-RU"/>
+        </w:rPr>
+        <w:t xml:space="preserve">,</w:t>
+      </w:r>
+      <w:r>
+        <w:rPr>
+          <w:lang w:val="ru-RU"/>
+        </w:rPr>
+        <w:t xml:space="preserve"> стремящийся обмануть</w:t>
+      </w:r>
+      <w:r>
+        <w:rPr>
+          <w:lang w:val="ru-RU"/>
+        </w:rPr>
+        <w:t xml:space="preserve">,</w:t>
+      </w:r>
+      <w:r>
+        <w:rPr>
+          <w:lang w:val="ru-RU"/>
+        </w:rPr>
+        <w:t xml:space="preserve"> желающий получить выгоду</w:t>
+      </w:r>
+      <w:r>
+        <w:rPr>
+          <w:lang w:val="ru-RU"/>
+        </w:rPr>
+        <w:t xml:space="preserve">»</w:t>
+      </w:r>
+      <w:r>
+        <w:rPr>
+          <w:lang w:val="ru-RU"/>
+        </w:rPr>
+        <w:t xml:space="preserve">,</w:t>
+      </w:r>
+      <w:r>
+        <w:rPr>
+          <w:lang w:val="ru-RU"/>
+        </w:rPr>
+        <w:t xml:space="preserve"> </w:t>
+      </w:r>
+      <w:r>
+        <w:rPr>
+          <w:lang w:val="ru-RU"/>
+        </w:rPr>
+        <w:t xml:space="preserve"> есть объект </w:t>
+      </w:r>
+      <w:r>
+        <w:rPr>
+          <w:lang w:val="ru-RU"/>
+        </w:rPr>
+        <w:t xml:space="preserve">T</w:t>
+      </w:r>
+      <w:r>
+        <w:rPr>
+          <w:lang w:val="ru-RU"/>
+        </w:rPr>
+        <w:t xml:space="preserve">e</w:t>
+      </w:r>
+      <w:r>
+        <w:rPr>
+          <w:lang w:val="ru-RU"/>
+        </w:rPr>
+        <w:t xml:space="preserve">x</w:t>
+      </w:r>
+      <w:r>
+        <w:rPr>
+          <w:lang w:val="ru-RU"/>
+        </w:rPr>
+        <w:t xml:space="preserve">t</w:t>
+      </w:r>
+      <w:r>
+        <w:rPr>
+          <w:lang w:val="ru-RU"/>
+        </w:rPr>
+        <w:t xml:space="preserve"> </w:t>
+      </w:r>
+      <w:r>
+        <w:rPr>
+          <w:lang w:val="ru-RU"/>
+        </w:rPr>
+        <w:t xml:space="preserve">M</w:t>
+      </w:r>
+      <w:r>
+        <w:rPr>
+          <w:lang w:val="ru-RU"/>
+        </w:rPr>
+        <w:t xml:space="preserve">e</w:t>
+      </w:r>
+      <w:r>
+        <w:rPr>
+          <w:lang w:val="ru-RU"/>
+        </w:rPr>
+        <w:t xml:space="preserve">s</w:t>
+      </w:r>
+      <w:r>
+        <w:rPr>
+          <w:lang w:val="ru-RU"/>
+        </w:rPr>
+        <w:t xml:space="preserve">h</w:t>
+      </w:r>
+      <w:r>
+        <w:rPr>
+          <w:lang w:val="ru-RU"/>
+        </w:rPr>
+        <w:t xml:space="preserve"> </w:t>
+      </w:r>
+      <w:r>
+        <w:rPr>
+          <w:lang w:val="ru-RU"/>
+        </w:rPr>
+        <w:t xml:space="preserve">P</w:t>
+      </w:r>
+      <w:r>
+        <w:rPr>
+          <w:lang w:val="ru-RU"/>
+        </w:rPr>
+        <w:t xml:space="preserve">r</w:t>
+      </w:r>
+      <w:r>
+        <w:rPr>
+          <w:lang w:val="ru-RU"/>
+        </w:rPr>
+        <w:t xml:space="preserve">o</w:t>
+      </w:r>
+      <w:r>
+        <w:rPr>
+          <w:lang w:val="ru-RU"/>
+        </w:rPr>
+        <w:t xml:space="preserve"> с выводом сгенерированного диалога</w:t>
+      </w:r>
+      <w:r>
+        <w:rPr>
+          <w:lang w:val="ru-RU"/>
+        </w:rPr>
+        <w:t xml:space="preserve"> для ознакомления</w:t>
+      </w:r>
+      <w:r>
+        <w:rPr>
+          <w:lang w:val="ru-RU"/>
+        </w:rPr>
+        <w:t xml:space="preserve">.</w:t>
+      </w:r>
+      <w:r>
+        <w:rPr>
+          <w:lang w:val="ru-RU"/>
+        </w:rPr>
+        <w:t xml:space="preserve"> </w:t>
+      </w:r>
+      <w:r>
+        <w:rPr>
+          <w:lang w:val="ru-RU"/>
+        </w:rPr>
+        <w:t xml:space="preserve"> </w:t>
+      </w:r>
+      <w:r>
+        <w:rPr>
+          <w:lang w:val="ru-RU"/>
+        </w:rPr>
+      </w:r>
+    </w:p>
+    <w:p>
+      <w:pPr>
+        <w:pStyle w:val="871"/>
+        <w:rPr>
+          <w:rStyle w:val="719"/>
+          <w:rFonts w:hint="default" w:ascii="Times New Roman" w:hAnsi="Times New Roman" w:eastAsia="Times New Roman" w:cs="Times New Roman"/>
+          <w:b/>
+          <w:bCs/>
+          <w:sz w:val="28"/>
+          <w:szCs w:val="28"/>
+          <w:lang w:val="ru-RU"/>
+        </w:rPr>
+      </w:pPr>
+      <w:r>
+        <w:rPr>
+          <w:lang w:val="ru-RU"/>
+        </w:rPr>
+      </w:r>
+      <w:r>
+        <w:rPr>
+          <w:rStyle w:val="719"/>
+          <w:rFonts w:hint="default" w:ascii="Times New Roman" w:hAnsi="Times New Roman" w:eastAsia="Times New Roman" w:cs="Times New Roman"/>
+          <w:b/>
+          <w:bCs/>
+          <w:sz w:val="28"/>
+          <w:szCs w:val="28"/>
+          <w:lang w:val="ru-RU"/>
+        </w:rPr>
+        <w:t xml:space="preserve">4</w:t>
+      </w:r>
+      <w:r>
+        <w:rPr>
+          <w:rStyle w:val="719"/>
+          <w:rFonts w:hint="default" w:ascii="Times New Roman" w:hAnsi="Times New Roman" w:eastAsia="Times New Roman" w:cs="Times New Roman"/>
+          <w:b/>
+          <w:bCs/>
+          <w:sz w:val="28"/>
+          <w:szCs w:val="28"/>
+          <w:lang w:val="ru-RU"/>
+        </w:rPr>
+        <w:t xml:space="preserve">.</w:t>
+      </w:r>
+      <w:r>
+        <w:rPr>
+          <w:rStyle w:val="719"/>
+          <w:rFonts w:hint="default" w:ascii="Times New Roman" w:hAnsi="Times New Roman" w:eastAsia="Times New Roman" w:cs="Times New Roman"/>
+          <w:b/>
+          <w:bCs/>
+          <w:sz w:val="28"/>
+          <w:szCs w:val="28"/>
+          <w:lang w:val="ru-RU"/>
+        </w:rPr>
+        <w:t xml:space="preserve">2</w:t>
+      </w:r>
+      <w:r>
+        <w:rPr>
+          <w:rStyle w:val="719"/>
+          <w:rFonts w:hint="default" w:ascii="Times New Roman" w:hAnsi="Times New Roman" w:eastAsia="Times New Roman" w:cs="Times New Roman"/>
+          <w:b/>
+          <w:bCs/>
+          <w:sz w:val="28"/>
+          <w:szCs w:val="28"/>
+          <w:lang w:val="ru-RU"/>
+        </w:rPr>
+        <w:t xml:space="preserve">.</w:t>
+      </w:r>
+      <w:r>
+        <w:rPr>
+          <w:rStyle w:val="719"/>
+          <w:rFonts w:hint="default" w:ascii="Times New Roman" w:hAnsi="Times New Roman" w:eastAsia="Times New Roman" w:cs="Times New Roman"/>
+          <w:b/>
+          <w:bCs/>
+          <w:sz w:val="28"/>
+          <w:szCs w:val="28"/>
+          <w:lang w:val="ru-RU"/>
+        </w:rPr>
+        <w:t xml:space="preserve">1</w:t>
+      </w:r>
+      <w:r>
+        <w:rPr>
+          <w:rStyle w:val="719"/>
+          <w:rFonts w:hint="default" w:ascii="Times New Roman" w:hAnsi="Times New Roman" w:eastAsia="Times New Roman" w:cs="Times New Roman"/>
+          <w:b/>
+          <w:bCs/>
+          <w:sz w:val="28"/>
+          <w:szCs w:val="28"/>
+          <w:lang w:val="ru-RU"/>
+        </w:rPr>
+        <w:t xml:space="preserve">.3</w:t>
+      </w:r>
+      <w:r>
+        <w:rPr>
+          <w:rStyle w:val="719"/>
+          <w:rFonts w:hint="default" w:ascii="Times New Roman" w:hAnsi="Times New Roman" w:eastAsia="Times New Roman" w:cs="Times New Roman"/>
+          <w:b/>
+          <w:bCs/>
+          <w:sz w:val="28"/>
+          <w:szCs w:val="28"/>
+          <w:lang w:val="ru-RU"/>
+        </w:rPr>
+        <w:t xml:space="preserve"> </w:t>
+      </w:r>
+      <w:r>
+        <w:rPr>
+          <w:rStyle w:val="719"/>
+          <w:rFonts w:hint="default" w:ascii="Times New Roman" w:hAnsi="Times New Roman" w:eastAsia="Times New Roman" w:cs="Times New Roman"/>
+          <w:b/>
+          <w:bCs/>
+          <w:sz w:val="28"/>
+          <w:szCs w:val="28"/>
+          <w:lang w:val="ru-RU"/>
+        </w:rPr>
+        <w:t xml:space="preserve">Блок </w:t>
+      </w:r>
+      <w:r>
+        <w:rPr>
+          <w:rStyle w:val="719"/>
+          <w:rFonts w:hint="default" w:ascii="Times New Roman" w:hAnsi="Times New Roman" w:eastAsia="Times New Roman" w:cs="Times New Roman"/>
+          <w:b/>
+          <w:bCs/>
+          <w:sz w:val="28"/>
+          <w:szCs w:val="28"/>
+          <w:lang w:val="ru-RU"/>
+        </w:rPr>
+        <w:t xml:space="preserve">«Генератор икон</w:t>
+      </w:r>
+      <w:r>
+        <w:rPr>
+          <w:rStyle w:val="719"/>
+          <w:rFonts w:hint="default" w:ascii="Times New Roman" w:hAnsi="Times New Roman" w:eastAsia="Times New Roman" w:cs="Times New Roman"/>
+          <w:b/>
+          <w:bCs/>
+          <w:sz w:val="28"/>
+          <w:szCs w:val="28"/>
+          <w:lang w:val="ru-RU"/>
+        </w:rPr>
+        <w:t xml:space="preserve">» генерация визуальных активов</w:t>
+      </w:r>
+      <w:r>
+        <w:rPr>
+          <w:lang w:val="ru-RU"/>
+        </w:rPr>
+      </w:r>
+    </w:p>
+    <w:p>
+      <w:pPr>
+        <w:pStyle w:val="877"/>
+        <w:rPr>
+          <w:b w:val="0"/>
+          <w:bCs w:val="0"/>
+        </w:rPr>
+      </w:pPr>
+      <w:r>
+        <w:rPr>
+          <w:rStyle w:val="719"/>
+          <w:rFonts w:hint="default" w:ascii="Times New Roman" w:hAnsi="Times New Roman" w:eastAsia="Times New Roman" w:cs="Times New Roman"/>
+          <w:b/>
+          <w:bCs/>
+          <w:sz w:val="28"/>
+          <w:szCs w:val="28"/>
+          <w:lang w:val="ru-RU"/>
+        </w:rPr>
+        <w:t xml:space="preserve"> </w:t>
+      </w:r>
+      <w:r>
+        <w:rPr>
+          <w:rStyle w:val="719"/>
+          <w:rFonts w:hint="default" w:ascii="Times New Roman" w:hAnsi="Times New Roman" w:eastAsia="Times New Roman" w:cs="Times New Roman"/>
+          <w:b w:val="0"/>
+          <w:bCs w:val="0"/>
+          <w:sz w:val="28"/>
+          <w:szCs w:val="28"/>
+          <w:lang w:val="ru-RU"/>
+        </w:rPr>
+        <w:t xml:space="preserve">Использование локальной модели </w:t>
+      </w:r>
+      <w:r>
+        <w:rPr>
+          <w:rStyle w:val="719"/>
+          <w:rFonts w:hint="default" w:ascii="Times New Roman" w:hAnsi="Times New Roman" w:eastAsia="Times New Roman" w:cs="Times New Roman"/>
+          <w:b w:val="0"/>
+          <w:bCs w:val="0"/>
+          <w:sz w:val="28"/>
+          <w:szCs w:val="28"/>
+          <w:lang w:val="ru-RU"/>
+        </w:rPr>
+        <w:t xml:space="preserve">S</w:t>
+      </w:r>
+      <w:r>
+        <w:rPr>
+          <w:rStyle w:val="719"/>
+          <w:rFonts w:hint="default" w:ascii="Times New Roman" w:hAnsi="Times New Roman" w:eastAsia="Times New Roman" w:cs="Times New Roman"/>
+          <w:b w:val="0"/>
+          <w:bCs w:val="0"/>
+          <w:sz w:val="28"/>
+          <w:szCs w:val="28"/>
+          <w:lang w:val="ru-RU"/>
+        </w:rPr>
+        <w:t xml:space="preserve">t</w:t>
+      </w:r>
+      <w:r>
+        <w:rPr>
+          <w:rStyle w:val="719"/>
+          <w:rFonts w:hint="default" w:ascii="Times New Roman" w:hAnsi="Times New Roman" w:eastAsia="Times New Roman" w:cs="Times New Roman"/>
+          <w:b w:val="0"/>
+          <w:bCs w:val="0"/>
+          <w:sz w:val="28"/>
+          <w:szCs w:val="28"/>
+          <w:lang w:val="ru-RU"/>
+        </w:rPr>
+        <w:t xml:space="preserve">a</w:t>
+      </w:r>
+      <w:r>
+        <w:rPr>
+          <w:rStyle w:val="719"/>
+          <w:rFonts w:hint="default" w:ascii="Times New Roman" w:hAnsi="Times New Roman" w:eastAsia="Times New Roman" w:cs="Times New Roman"/>
+          <w:b w:val="0"/>
+          <w:bCs w:val="0"/>
+          <w:sz w:val="28"/>
+          <w:szCs w:val="28"/>
+          <w:lang w:val="ru-RU"/>
+        </w:rPr>
+        <w:t xml:space="preserve">b</w:t>
+      </w:r>
+      <w:r>
+        <w:rPr>
+          <w:rStyle w:val="719"/>
+          <w:rFonts w:hint="default" w:ascii="Times New Roman" w:hAnsi="Times New Roman" w:eastAsia="Times New Roman" w:cs="Times New Roman"/>
+          <w:b w:val="0"/>
+          <w:bCs w:val="0"/>
+          <w:sz w:val="28"/>
+          <w:szCs w:val="28"/>
+          <w:lang w:val="ru-RU"/>
+        </w:rPr>
+        <w:t xml:space="preserve">l</w:t>
+      </w:r>
+      <w:r>
+        <w:rPr>
+          <w:rStyle w:val="719"/>
+          <w:rFonts w:hint="default" w:ascii="Times New Roman" w:hAnsi="Times New Roman" w:eastAsia="Times New Roman" w:cs="Times New Roman"/>
+          <w:b w:val="0"/>
+          <w:bCs w:val="0"/>
+          <w:sz w:val="28"/>
+          <w:szCs w:val="28"/>
+          <w:lang w:val="ru-RU"/>
+        </w:rPr>
+        <w:t xml:space="preserve">e</w:t>
+      </w:r>
+      <w:r>
+        <w:rPr>
+          <w:rStyle w:val="719"/>
+          <w:rFonts w:hint="default" w:ascii="Times New Roman" w:hAnsi="Times New Roman" w:eastAsia="Times New Roman" w:cs="Times New Roman"/>
+          <w:b w:val="0"/>
+          <w:bCs w:val="0"/>
+          <w:sz w:val="28"/>
+          <w:szCs w:val="28"/>
+          <w:lang w:val="ru-RU"/>
+        </w:rPr>
+        <w:t xml:space="preserve">-</w:t>
+      </w:r>
+      <w:r>
+        <w:rPr>
+          <w:rStyle w:val="719"/>
+          <w:rFonts w:hint="default" w:ascii="Times New Roman" w:hAnsi="Times New Roman" w:eastAsia="Times New Roman" w:cs="Times New Roman"/>
+          <w:b w:val="0"/>
+          <w:bCs w:val="0"/>
+          <w:sz w:val="28"/>
+          <w:szCs w:val="28"/>
+          <w:lang w:val="ru-RU"/>
+        </w:rPr>
+        <w:t xml:space="preserve">D</w:t>
+      </w:r>
+      <w:r>
+        <w:rPr>
+          <w:rStyle w:val="719"/>
+          <w:rFonts w:hint="default" w:ascii="Times New Roman" w:hAnsi="Times New Roman" w:eastAsia="Times New Roman" w:cs="Times New Roman"/>
+          <w:b w:val="0"/>
+          <w:bCs w:val="0"/>
+          <w:sz w:val="28"/>
+          <w:szCs w:val="28"/>
+          <w:lang w:val="ru-RU"/>
+        </w:rPr>
+        <w:t xml:space="preserve">i</w:t>
+      </w:r>
+      <w:r>
+        <w:rPr>
+          <w:rStyle w:val="719"/>
+          <w:rFonts w:hint="default" w:ascii="Times New Roman" w:hAnsi="Times New Roman" w:eastAsia="Times New Roman" w:cs="Times New Roman"/>
+          <w:b w:val="0"/>
+          <w:bCs w:val="0"/>
+          <w:sz w:val="28"/>
+          <w:szCs w:val="28"/>
+          <w:lang w:val="ru-RU"/>
+        </w:rPr>
+        <w:t xml:space="preserve">f</w:t>
+      </w:r>
+      <w:r>
+        <w:rPr>
+          <w:rStyle w:val="719"/>
+          <w:rFonts w:hint="default" w:ascii="Times New Roman" w:hAnsi="Times New Roman" w:eastAsia="Times New Roman" w:cs="Times New Roman"/>
+          <w:b w:val="0"/>
+          <w:bCs w:val="0"/>
+          <w:sz w:val="28"/>
+          <w:szCs w:val="28"/>
+          <w:lang w:val="ru-RU"/>
+        </w:rPr>
+        <w:t xml:space="preserve">f</w:t>
+      </w:r>
+      <w:r>
+        <w:rPr>
+          <w:rStyle w:val="719"/>
+          <w:rFonts w:hint="default" w:ascii="Times New Roman" w:hAnsi="Times New Roman" w:eastAsia="Times New Roman" w:cs="Times New Roman"/>
+          <w:b w:val="0"/>
+          <w:bCs w:val="0"/>
+          <w:sz w:val="28"/>
+          <w:szCs w:val="28"/>
+          <w:lang w:val="ru-RU"/>
+        </w:rPr>
+        <w:t xml:space="preserve">u</w:t>
+      </w:r>
+      <w:r>
+        <w:rPr>
+          <w:rStyle w:val="719"/>
+          <w:rFonts w:hint="default" w:ascii="Times New Roman" w:hAnsi="Times New Roman" w:eastAsia="Times New Roman" w:cs="Times New Roman"/>
+          <w:b w:val="0"/>
+          <w:bCs w:val="0"/>
+          <w:sz w:val="28"/>
+          <w:szCs w:val="28"/>
+          <w:lang w:val="ru-RU"/>
+        </w:rPr>
+        <w:t xml:space="preserve">s</w:t>
+      </w:r>
+      <w:r>
+        <w:rPr>
+          <w:rStyle w:val="719"/>
+          <w:rFonts w:hint="default" w:ascii="Times New Roman" w:hAnsi="Times New Roman" w:eastAsia="Times New Roman" w:cs="Times New Roman"/>
+          <w:b w:val="0"/>
+          <w:bCs w:val="0"/>
+          <w:sz w:val="28"/>
+          <w:szCs w:val="28"/>
+          <w:lang w:val="ru-RU"/>
+        </w:rPr>
+        <w:t xml:space="preserve">i</w:t>
+      </w:r>
+      <w:r>
+        <w:rPr>
+          <w:rStyle w:val="719"/>
+          <w:rFonts w:hint="default" w:ascii="Times New Roman" w:hAnsi="Times New Roman" w:eastAsia="Times New Roman" w:cs="Times New Roman"/>
+          <w:b w:val="0"/>
+          <w:bCs w:val="0"/>
+          <w:sz w:val="28"/>
+          <w:szCs w:val="28"/>
+          <w:lang w:val="ru-RU"/>
+        </w:rPr>
+        <w:t xml:space="preserve">o</w:t>
+      </w:r>
+      <w:r>
+        <w:rPr>
+          <w:rStyle w:val="719"/>
+          <w:rFonts w:hint="default" w:ascii="Times New Roman" w:hAnsi="Times New Roman" w:eastAsia="Times New Roman" w:cs="Times New Roman"/>
+          <w:b w:val="0"/>
+          <w:bCs w:val="0"/>
+          <w:sz w:val="28"/>
+          <w:szCs w:val="28"/>
+          <w:lang w:val="ru-RU"/>
+        </w:rPr>
+        <w:t xml:space="preserve">n</w:t>
+      </w:r>
+      <w:r>
+        <w:rPr>
+          <w:rStyle w:val="719"/>
+          <w:rFonts w:hint="default" w:ascii="Times New Roman" w:hAnsi="Times New Roman" w:eastAsia="Times New Roman" w:cs="Times New Roman"/>
+          <w:b w:val="0"/>
+          <w:bCs w:val="0"/>
+          <w:sz w:val="28"/>
+          <w:szCs w:val="28"/>
+          <w:lang w:val="ru-RU"/>
+        </w:rPr>
+        <w:t xml:space="preserve"> пакетом </w:t>
+      </w:r>
+      <w:r>
+        <w:rPr>
+          <w:rStyle w:val="719"/>
+          <w:rFonts w:hint="default" w:ascii="Times New Roman" w:hAnsi="Times New Roman" w:eastAsia="Times New Roman" w:cs="Times New Roman"/>
+          <w:b w:val="0"/>
+          <w:bCs w:val="0"/>
+          <w:sz w:val="28"/>
+          <w:szCs w:val="28"/>
+          <w:lang w:val="ru-RU"/>
+        </w:rPr>
+        <w:t xml:space="preserve">U</w:t>
+      </w:r>
+      <w:r>
+        <w:rPr>
+          <w:rStyle w:val="719"/>
+          <w:rFonts w:hint="default" w:ascii="Times New Roman" w:hAnsi="Times New Roman" w:eastAsia="Times New Roman" w:cs="Times New Roman"/>
+          <w:b w:val="0"/>
+          <w:bCs w:val="0"/>
+          <w:sz w:val="28"/>
+          <w:szCs w:val="28"/>
+          <w:lang w:val="ru-RU"/>
+        </w:rPr>
+        <w:t xml:space="preserve">n</w:t>
+      </w:r>
+      <w:r>
+        <w:rPr>
+          <w:rStyle w:val="719"/>
+          <w:rFonts w:hint="default" w:ascii="Times New Roman" w:hAnsi="Times New Roman" w:eastAsia="Times New Roman" w:cs="Times New Roman"/>
+          <w:b w:val="0"/>
+          <w:bCs w:val="0"/>
+          <w:sz w:val="28"/>
+          <w:szCs w:val="28"/>
+          <w:lang w:val="ru-RU"/>
+        </w:rPr>
+        <w:t xml:space="preserve">i</w:t>
+      </w:r>
+      <w:r>
+        <w:rPr>
+          <w:rStyle w:val="719"/>
+          <w:rFonts w:hint="default" w:ascii="Times New Roman" w:hAnsi="Times New Roman" w:eastAsia="Times New Roman" w:cs="Times New Roman"/>
+          <w:b w:val="0"/>
+          <w:bCs w:val="0"/>
+          <w:sz w:val="28"/>
+          <w:szCs w:val="28"/>
+          <w:lang w:val="ru-RU"/>
+        </w:rPr>
+        <w:t xml:space="preserve">t</w:t>
+      </w:r>
+      <w:r>
+        <w:rPr>
+          <w:rStyle w:val="719"/>
+          <w:rFonts w:hint="default" w:ascii="Times New Roman" w:hAnsi="Times New Roman" w:eastAsia="Times New Roman" w:cs="Times New Roman"/>
+          <w:b w:val="0"/>
+          <w:bCs w:val="0"/>
+          <w:sz w:val="28"/>
+          <w:szCs w:val="28"/>
+          <w:lang w:val="ru-RU"/>
+        </w:rPr>
+        <w:t xml:space="preserve">y</w:t>
+      </w:r>
+      <w:r>
+        <w:rPr>
+          <w:rStyle w:val="719"/>
+          <w:rFonts w:hint="default" w:ascii="Times New Roman" w:hAnsi="Times New Roman" w:eastAsia="Times New Roman" w:cs="Times New Roman"/>
+          <w:b w:val="0"/>
+          <w:bCs w:val="0"/>
+          <w:sz w:val="28"/>
+          <w:szCs w:val="28"/>
+          <w:lang w:val="ru-RU"/>
+        </w:rPr>
+        <w:t xml:space="preserve"> </w:t>
+      </w:r>
+      <w:r>
+        <w:rPr>
+          <w:rStyle w:val="719"/>
+          <w:rFonts w:hint="default" w:ascii="Times New Roman" w:hAnsi="Times New Roman" w:eastAsia="Times New Roman" w:cs="Times New Roman"/>
+          <w:b w:val="0"/>
+          <w:bCs w:val="0"/>
+          <w:sz w:val="28"/>
+          <w:szCs w:val="28"/>
+          <w:lang w:val="ru-RU"/>
+        </w:rPr>
+        <w:t xml:space="preserve">S</w:t>
+      </w:r>
+      <w:r>
+        <w:rPr>
+          <w:rStyle w:val="719"/>
+          <w:rFonts w:hint="default" w:ascii="Times New Roman" w:hAnsi="Times New Roman" w:eastAsia="Times New Roman" w:cs="Times New Roman"/>
+          <w:b w:val="0"/>
+          <w:bCs w:val="0"/>
+          <w:sz w:val="28"/>
+          <w:szCs w:val="28"/>
+          <w:lang w:val="ru-RU"/>
+        </w:rPr>
+        <w:t xml:space="preserve">p</w:t>
+      </w:r>
+      <w:r>
+        <w:rPr>
+          <w:rStyle w:val="719"/>
+          <w:rFonts w:hint="default" w:ascii="Times New Roman" w:hAnsi="Times New Roman" w:eastAsia="Times New Roman" w:cs="Times New Roman"/>
+          <w:b w:val="0"/>
+          <w:bCs w:val="0"/>
+          <w:sz w:val="28"/>
+          <w:szCs w:val="28"/>
+          <w:lang w:val="ru-RU"/>
+        </w:rPr>
+        <w:t xml:space="preserve">r</w:t>
+      </w:r>
+      <w:r>
+        <w:rPr>
+          <w:rStyle w:val="719"/>
+          <w:rFonts w:hint="default" w:ascii="Times New Roman" w:hAnsi="Times New Roman" w:eastAsia="Times New Roman" w:cs="Times New Roman"/>
+          <w:b w:val="0"/>
+          <w:bCs w:val="0"/>
+          <w:sz w:val="28"/>
+          <w:szCs w:val="28"/>
+          <w:lang w:val="ru-RU"/>
+        </w:rPr>
+        <w:t xml:space="preserve">i</w:t>
+      </w:r>
+      <w:r>
+        <w:rPr>
+          <w:rStyle w:val="719"/>
+          <w:rFonts w:hint="default" w:ascii="Times New Roman" w:hAnsi="Times New Roman" w:eastAsia="Times New Roman" w:cs="Times New Roman"/>
+          <w:b w:val="0"/>
+          <w:bCs w:val="0"/>
+          <w:sz w:val="28"/>
+          <w:szCs w:val="28"/>
+          <w:lang w:val="ru-RU"/>
+        </w:rPr>
+        <w:t xml:space="preserve">t</w:t>
+      </w:r>
+      <w:r>
+        <w:rPr>
+          <w:rStyle w:val="719"/>
+          <w:rFonts w:hint="default" w:ascii="Times New Roman" w:hAnsi="Times New Roman" w:eastAsia="Times New Roman" w:cs="Times New Roman"/>
+          <w:b w:val="0"/>
+          <w:bCs w:val="0"/>
+          <w:sz w:val="28"/>
+          <w:szCs w:val="28"/>
+          <w:lang w:val="ru-RU"/>
+        </w:rPr>
+        <w:t xml:space="preserve">e</w:t>
+      </w:r>
+      <w:r>
+        <w:rPr>
+          <w:rStyle w:val="719"/>
+          <w:rFonts w:hint="default" w:ascii="Times New Roman" w:hAnsi="Times New Roman" w:eastAsia="Times New Roman" w:cs="Times New Roman"/>
+          <w:b w:val="0"/>
+          <w:bCs w:val="0"/>
+          <w:sz w:val="28"/>
+          <w:szCs w:val="28"/>
+          <w:lang w:val="ru-RU"/>
+        </w:rPr>
+        <w:t xml:space="preserve"> </w:t>
+      </w:r>
+      <w:r>
+        <w:rPr>
+          <w:rStyle w:val="719"/>
+          <w:rFonts w:hint="default" w:ascii="Times New Roman" w:hAnsi="Times New Roman" w:eastAsia="Times New Roman" w:cs="Times New Roman"/>
+          <w:b w:val="0"/>
+          <w:bCs w:val="0"/>
+          <w:sz w:val="28"/>
+          <w:szCs w:val="28"/>
+          <w:lang w:val="ru-RU"/>
+        </w:rPr>
+        <w:t xml:space="preserve">G</w:t>
+      </w:r>
+      <w:r>
+        <w:rPr>
+          <w:rStyle w:val="719"/>
+          <w:rFonts w:hint="default" w:ascii="Times New Roman" w:hAnsi="Times New Roman" w:eastAsia="Times New Roman" w:cs="Times New Roman"/>
+          <w:b w:val="0"/>
+          <w:bCs w:val="0"/>
+          <w:sz w:val="28"/>
+          <w:szCs w:val="28"/>
+          <w:lang w:val="ru-RU"/>
+        </w:rPr>
+        <w:t xml:space="preserve">e</w:t>
+      </w:r>
+      <w:r>
+        <w:rPr>
+          <w:rStyle w:val="719"/>
+          <w:rFonts w:hint="default" w:ascii="Times New Roman" w:hAnsi="Times New Roman" w:eastAsia="Times New Roman" w:cs="Times New Roman"/>
+          <w:b w:val="0"/>
+          <w:bCs w:val="0"/>
+          <w:sz w:val="28"/>
+          <w:szCs w:val="28"/>
+          <w:lang w:val="ru-RU"/>
+        </w:rPr>
+        <w:t xml:space="preserve">n</w:t>
+      </w:r>
+      <w:r>
+        <w:rPr>
+          <w:rStyle w:val="719"/>
+          <w:rFonts w:hint="default" w:ascii="Times New Roman" w:hAnsi="Times New Roman" w:eastAsia="Times New Roman" w:cs="Times New Roman"/>
+          <w:b w:val="0"/>
+          <w:bCs w:val="0"/>
+          <w:sz w:val="28"/>
+          <w:szCs w:val="28"/>
+          <w:lang w:val="ru-RU"/>
+        </w:rPr>
+        <w:t xml:space="preserve">e</w:t>
+      </w:r>
+      <w:r>
+        <w:rPr>
+          <w:rStyle w:val="719"/>
+          <w:rFonts w:hint="default" w:ascii="Times New Roman" w:hAnsi="Times New Roman" w:eastAsia="Times New Roman" w:cs="Times New Roman"/>
+          <w:b w:val="0"/>
+          <w:bCs w:val="0"/>
+          <w:sz w:val="28"/>
+          <w:szCs w:val="28"/>
+          <w:lang w:val="ru-RU"/>
+        </w:rPr>
+        <w:t xml:space="preserve">r</w:t>
+      </w:r>
+      <w:r>
+        <w:rPr>
+          <w:rStyle w:val="719"/>
+          <w:rFonts w:hint="default" w:ascii="Times New Roman" w:hAnsi="Times New Roman" w:eastAsia="Times New Roman" w:cs="Times New Roman"/>
+          <w:b w:val="0"/>
+          <w:bCs w:val="0"/>
+          <w:sz w:val="28"/>
+          <w:szCs w:val="28"/>
+          <w:lang w:val="ru-RU"/>
+        </w:rPr>
+        <w:t xml:space="preserve">a</w:t>
+      </w:r>
+      <w:r>
+        <w:rPr>
+          <w:rStyle w:val="719"/>
+          <w:rFonts w:hint="default" w:ascii="Times New Roman" w:hAnsi="Times New Roman" w:eastAsia="Times New Roman" w:cs="Times New Roman"/>
+          <w:b w:val="0"/>
+          <w:bCs w:val="0"/>
+          <w:sz w:val="28"/>
+          <w:szCs w:val="28"/>
+          <w:lang w:val="ru-RU"/>
+        </w:rPr>
+        <w:t xml:space="preserve">t</w:t>
+      </w:r>
+      <w:r>
+        <w:rPr>
+          <w:rStyle w:val="719"/>
+          <w:rFonts w:hint="default" w:ascii="Times New Roman" w:hAnsi="Times New Roman" w:eastAsia="Times New Roman" w:cs="Times New Roman"/>
+          <w:b w:val="0"/>
+          <w:bCs w:val="0"/>
+          <w:sz w:val="28"/>
+          <w:szCs w:val="28"/>
+          <w:lang w:val="ru-RU"/>
+        </w:rPr>
+        <w:t xml:space="preserve">o</w:t>
+      </w:r>
+      <w:r>
+        <w:rPr>
+          <w:rStyle w:val="719"/>
+          <w:rFonts w:hint="default" w:ascii="Times New Roman" w:hAnsi="Times New Roman" w:eastAsia="Times New Roman" w:cs="Times New Roman"/>
+          <w:b w:val="0"/>
+          <w:bCs w:val="0"/>
+          <w:sz w:val="28"/>
+          <w:szCs w:val="28"/>
+          <w:lang w:val="ru-RU"/>
+        </w:rPr>
+        <w:t xml:space="preserve">r</w:t>
+      </w:r>
+      <w:r>
+        <w:rPr>
+          <w:rStyle w:val="719"/>
+          <w:rFonts w:hint="default" w:ascii="Times New Roman" w:hAnsi="Times New Roman" w:eastAsia="Times New Roman" w:cs="Times New Roman"/>
+          <w:b w:val="0"/>
+          <w:bCs w:val="0"/>
+          <w:sz w:val="28"/>
+          <w:szCs w:val="28"/>
+          <w:lang w:val="ru-RU"/>
+        </w:rPr>
+        <w:t xml:space="preserve">,</w:t>
+      </w:r>
+      <w:r>
+        <w:rPr>
+          <w:rStyle w:val="719"/>
+          <w:rFonts w:hint="default" w:ascii="Times New Roman" w:hAnsi="Times New Roman" w:eastAsia="Times New Roman" w:cs="Times New Roman"/>
+          <w:b w:val="0"/>
+          <w:bCs w:val="0"/>
+          <w:sz w:val="28"/>
+          <w:szCs w:val="28"/>
+          <w:lang w:val="ru-RU"/>
+        </w:rPr>
+        <w:t xml:space="preserve"> для генерации иконок предметов и аватаров персонажей</w:t>
+      </w:r>
+      <w:r>
+        <w:rPr>
+          <w:rStyle w:val="719"/>
+          <w:rFonts w:hint="default" w:ascii="Times New Roman" w:hAnsi="Times New Roman" w:eastAsia="Times New Roman" w:cs="Times New Roman"/>
+          <w:b w:val="0"/>
+          <w:bCs w:val="0"/>
+          <w:sz w:val="28"/>
+          <w:szCs w:val="28"/>
+          <w:lang w:val="ru-RU"/>
+        </w:rPr>
+        <w:t xml:space="preserve">,</w:t>
+      </w:r>
+      <w:r>
+        <w:rPr>
+          <w:rStyle w:val="719"/>
+          <w:rFonts w:hint="default" w:ascii="Times New Roman" w:hAnsi="Times New Roman" w:eastAsia="Times New Roman" w:cs="Times New Roman"/>
+          <w:b w:val="0"/>
+          <w:bCs w:val="0"/>
+          <w:sz w:val="28"/>
+          <w:szCs w:val="28"/>
+          <w:lang w:val="ru-RU"/>
+        </w:rPr>
+        <w:t xml:space="preserve"> на вход модели приходит </w:t>
+      </w:r>
+      <w:r>
+        <w:rPr>
+          <w:rStyle w:val="719"/>
+          <w:rFonts w:hint="default" w:ascii="Times New Roman" w:hAnsi="Times New Roman" w:eastAsia="Times New Roman" w:cs="Times New Roman"/>
+          <w:b w:val="0"/>
+          <w:bCs w:val="0"/>
+          <w:sz w:val="28"/>
+          <w:szCs w:val="28"/>
+          <w:lang w:val="ru-RU"/>
+        </w:rPr>
+        <w:t xml:space="preserve">J</w:t>
+      </w:r>
+      <w:r>
+        <w:rPr>
+          <w:rStyle w:val="719"/>
+          <w:rFonts w:hint="default" w:ascii="Times New Roman" w:hAnsi="Times New Roman" w:eastAsia="Times New Roman" w:cs="Times New Roman"/>
+          <w:b w:val="0"/>
+          <w:bCs w:val="0"/>
+          <w:sz w:val="28"/>
+          <w:szCs w:val="28"/>
+          <w:lang w:val="ru-RU"/>
+        </w:rPr>
+        <w:t xml:space="preserve">S</w:t>
+      </w:r>
+      <w:r>
+        <w:rPr>
+          <w:rStyle w:val="719"/>
+          <w:rFonts w:hint="default" w:ascii="Times New Roman" w:hAnsi="Times New Roman" w:eastAsia="Times New Roman" w:cs="Times New Roman"/>
+          <w:b w:val="0"/>
+          <w:bCs w:val="0"/>
+          <w:sz w:val="28"/>
+          <w:szCs w:val="28"/>
+          <w:lang w:val="ru-RU"/>
+        </w:rPr>
+        <w:t xml:space="preserve">O</w:t>
+      </w:r>
+      <w:r>
+        <w:rPr>
+          <w:rStyle w:val="719"/>
+          <w:rFonts w:hint="default" w:ascii="Times New Roman" w:hAnsi="Times New Roman" w:eastAsia="Times New Roman" w:cs="Times New Roman"/>
+          <w:b w:val="0"/>
+          <w:bCs w:val="0"/>
+          <w:sz w:val="28"/>
+          <w:szCs w:val="28"/>
+          <w:lang w:val="ru-RU"/>
+        </w:rPr>
+        <w:t xml:space="preserve">N</w:t>
+      </w:r>
+      <w:r>
+        <w:rPr>
+          <w:rStyle w:val="719"/>
+          <w:rFonts w:hint="default" w:ascii="Times New Roman" w:hAnsi="Times New Roman" w:eastAsia="Times New Roman" w:cs="Times New Roman"/>
+          <w:b w:val="0"/>
+          <w:bCs w:val="0"/>
+          <w:sz w:val="28"/>
+          <w:szCs w:val="28"/>
+          <w:lang w:val="ru-RU"/>
+        </w:rPr>
+        <w:t xml:space="preserve"> с параметрами</w:t>
+      </w:r>
+      <w:r>
+        <w:rPr>
+          <w:rStyle w:val="719"/>
+          <w:rFonts w:hint="default" w:ascii="Times New Roman" w:hAnsi="Times New Roman" w:eastAsia="Times New Roman" w:cs="Times New Roman"/>
+          <w:b w:val="0"/>
+          <w:bCs w:val="0"/>
+          <w:sz w:val="28"/>
+          <w:szCs w:val="28"/>
+          <w:lang w:val="ru-RU"/>
+        </w:rPr>
+        <w:t xml:space="preserve">:</w:t>
+      </w:r>
+      <w:r>
+        <w:rPr>
+          <w:rStyle w:val="719"/>
+          <w:rFonts w:hint="default" w:ascii="Times New Roman" w:hAnsi="Times New Roman" w:eastAsia="Times New Roman" w:cs="Times New Roman"/>
+          <w:b w:val="0"/>
+          <w:bCs w:val="0"/>
+          <w:sz w:val="28"/>
+          <w:szCs w:val="28"/>
+          <w:lang w:val="ru-RU"/>
+        </w:rPr>
+        <w:t xml:space="preserve"> стиль</w:t>
+      </w:r>
+      <w:r>
+        <w:rPr>
+          <w:rStyle w:val="719"/>
+          <w:rFonts w:hint="default" w:ascii="Times New Roman" w:hAnsi="Times New Roman" w:eastAsia="Times New Roman" w:cs="Times New Roman"/>
+          <w:b w:val="0"/>
+          <w:bCs w:val="0"/>
+          <w:sz w:val="28"/>
+          <w:szCs w:val="28"/>
+          <w:lang w:val="ru-RU"/>
+        </w:rPr>
+        <w:t xml:space="preserve">,</w:t>
+      </w:r>
+      <w:r>
+        <w:rPr>
+          <w:rStyle w:val="719"/>
+          <w:rFonts w:hint="default" w:ascii="Times New Roman" w:hAnsi="Times New Roman" w:eastAsia="Times New Roman" w:cs="Times New Roman"/>
+          <w:b w:val="0"/>
+          <w:bCs w:val="0"/>
+          <w:sz w:val="28"/>
+          <w:szCs w:val="28"/>
+          <w:lang w:val="ru-RU"/>
+        </w:rPr>
+        <w:t xml:space="preserve"> окружение</w:t>
+      </w:r>
+      <w:r>
+        <w:rPr>
+          <w:rStyle w:val="719"/>
+          <w:rFonts w:hint="default" w:ascii="Times New Roman" w:hAnsi="Times New Roman" w:eastAsia="Times New Roman" w:cs="Times New Roman"/>
+          <w:b w:val="0"/>
+          <w:bCs w:val="0"/>
+          <w:sz w:val="28"/>
+          <w:szCs w:val="28"/>
+          <w:lang w:val="ru-RU"/>
+        </w:rPr>
+        <w:t xml:space="preserve">,</w:t>
+      </w:r>
+      <w:r>
+        <w:rPr>
+          <w:rStyle w:val="719"/>
+          <w:rFonts w:hint="default" w:ascii="Times New Roman" w:hAnsi="Times New Roman" w:eastAsia="Times New Roman" w:cs="Times New Roman"/>
+          <w:b w:val="0"/>
+          <w:bCs w:val="0"/>
+          <w:sz w:val="28"/>
+          <w:szCs w:val="28"/>
+          <w:lang w:val="ru-RU"/>
+        </w:rPr>
+        <w:t xml:space="preserve"> размер</w:t>
+      </w:r>
+      <w:r>
+        <w:rPr>
+          <w:rStyle w:val="719"/>
+          <w:rFonts w:hint="default" w:ascii="Times New Roman" w:hAnsi="Times New Roman" w:eastAsia="Times New Roman" w:cs="Times New Roman"/>
+          <w:b w:val="0"/>
+          <w:bCs w:val="0"/>
+          <w:sz w:val="28"/>
+          <w:szCs w:val="28"/>
+          <w:lang w:val="ru-RU"/>
+        </w:rPr>
+        <w:t xml:space="preserve">.</w:t>
+      </w:r>
+      <w:r>
+        <w:rPr>
+          <w:rStyle w:val="719"/>
+          <w:rFonts w:hint="default" w:ascii="Times New Roman" w:hAnsi="Times New Roman" w:eastAsia="Times New Roman" w:cs="Times New Roman"/>
+          <w:b w:val="0"/>
+          <w:bCs w:val="0"/>
+          <w:sz w:val="28"/>
+          <w:szCs w:val="28"/>
+          <w:lang w:val="ru-RU"/>
+        </w:rPr>
+        <w:t xml:space="preserve"> Пользователь-разработчик взаимодействует с интерфейсом при запуске </w:t>
+      </w:r>
+      <w:r>
+        <w:rPr>
+          <w:rStyle w:val="719"/>
+          <w:rFonts w:hint="default" w:ascii="Times New Roman" w:hAnsi="Times New Roman" w:eastAsia="Times New Roman" w:cs="Times New Roman"/>
+          <w:b w:val="0"/>
+          <w:bCs w:val="0"/>
+          <w:sz w:val="28"/>
+          <w:szCs w:val="28"/>
+          <w:lang w:val="ru-RU"/>
+        </w:rPr>
+        <w:t xml:space="preserve">U</w:t>
+      </w:r>
+      <w:r>
+        <w:rPr>
+          <w:rStyle w:val="719"/>
+          <w:rFonts w:hint="default" w:ascii="Times New Roman" w:hAnsi="Times New Roman" w:eastAsia="Times New Roman" w:cs="Times New Roman"/>
+          <w:b w:val="0"/>
+          <w:bCs w:val="0"/>
+          <w:sz w:val="28"/>
+          <w:szCs w:val="28"/>
+          <w:lang w:val="ru-RU"/>
+        </w:rPr>
+        <w:t xml:space="preserve">n</w:t>
+      </w:r>
+      <w:r>
+        <w:rPr>
+          <w:rStyle w:val="719"/>
+          <w:rFonts w:hint="default" w:ascii="Times New Roman" w:hAnsi="Times New Roman" w:eastAsia="Times New Roman" w:cs="Times New Roman"/>
+          <w:b w:val="0"/>
+          <w:bCs w:val="0"/>
+          <w:sz w:val="28"/>
+          <w:szCs w:val="28"/>
+          <w:lang w:val="ru-RU"/>
+        </w:rPr>
+        <w:t xml:space="preserve">i</w:t>
+      </w:r>
+      <w:r>
+        <w:rPr>
+          <w:rStyle w:val="719"/>
+          <w:rFonts w:hint="default" w:ascii="Times New Roman" w:hAnsi="Times New Roman" w:eastAsia="Times New Roman" w:cs="Times New Roman"/>
+          <w:b w:val="0"/>
+          <w:bCs w:val="0"/>
+          <w:sz w:val="28"/>
+          <w:szCs w:val="28"/>
+          <w:lang w:val="ru-RU"/>
+        </w:rPr>
+        <w:t xml:space="preserve">t</w:t>
+      </w:r>
+      <w:r>
+        <w:rPr>
+          <w:rStyle w:val="719"/>
+          <w:rFonts w:hint="default" w:ascii="Times New Roman" w:hAnsi="Times New Roman" w:eastAsia="Times New Roman" w:cs="Times New Roman"/>
+          <w:b w:val="0"/>
+          <w:bCs w:val="0"/>
+          <w:sz w:val="28"/>
+          <w:szCs w:val="28"/>
+          <w:lang w:val="ru-RU"/>
+        </w:rPr>
+        <w:t xml:space="preserve">y</w:t>
+      </w:r>
+      <w:r>
+        <w:rPr>
+          <w:rStyle w:val="719"/>
+          <w:rFonts w:hint="default" w:ascii="Times New Roman" w:hAnsi="Times New Roman" w:eastAsia="Times New Roman" w:cs="Times New Roman"/>
+          <w:b w:val="0"/>
+          <w:bCs w:val="0"/>
+          <w:sz w:val="28"/>
+          <w:szCs w:val="28"/>
+          <w:lang w:val="ru-RU"/>
+        </w:rPr>
+        <w:t xml:space="preserve"> </w:t>
+      </w:r>
+      <w:r>
+        <w:rPr>
+          <w:rStyle w:val="719"/>
+          <w:rFonts w:hint="default" w:ascii="Times New Roman" w:hAnsi="Times New Roman" w:eastAsia="Times New Roman" w:cs="Times New Roman"/>
+          <w:b w:val="0"/>
+          <w:bCs w:val="0"/>
+          <w:sz w:val="28"/>
+          <w:szCs w:val="28"/>
+          <w:lang w:val="ru-RU"/>
+        </w:rPr>
+        <w:t xml:space="preserve">P</w:t>
+      </w:r>
+      <w:r>
+        <w:rPr>
+          <w:rStyle w:val="719"/>
+          <w:rFonts w:hint="default" w:ascii="Times New Roman" w:hAnsi="Times New Roman" w:eastAsia="Times New Roman" w:cs="Times New Roman"/>
+          <w:b w:val="0"/>
+          <w:bCs w:val="0"/>
+          <w:sz w:val="28"/>
+          <w:szCs w:val="28"/>
+          <w:lang w:val="ru-RU"/>
+        </w:rPr>
+        <w:t xml:space="preserve">l</w:t>
+      </w:r>
+      <w:r>
+        <w:rPr>
+          <w:rStyle w:val="719"/>
+          <w:rFonts w:hint="default" w:ascii="Times New Roman" w:hAnsi="Times New Roman" w:eastAsia="Times New Roman" w:cs="Times New Roman"/>
+          <w:b w:val="0"/>
+          <w:bCs w:val="0"/>
+          <w:sz w:val="28"/>
+          <w:szCs w:val="28"/>
+          <w:lang w:val="ru-RU"/>
+        </w:rPr>
+        <w:t xml:space="preserve">a</w:t>
+      </w:r>
+      <w:r>
+        <w:rPr>
+          <w:rStyle w:val="719"/>
+          <w:rFonts w:hint="default" w:ascii="Times New Roman" w:hAnsi="Times New Roman" w:eastAsia="Times New Roman" w:cs="Times New Roman"/>
+          <w:b w:val="0"/>
+          <w:bCs w:val="0"/>
+          <w:sz w:val="28"/>
+          <w:szCs w:val="28"/>
+          <w:lang w:val="ru-RU"/>
+        </w:rPr>
+        <w:t xml:space="preserve">y</w:t>
+      </w:r>
+      <w:r>
+        <w:rPr>
+          <w:rStyle w:val="719"/>
+          <w:rFonts w:hint="default" w:ascii="Times New Roman" w:hAnsi="Times New Roman" w:eastAsia="Times New Roman" w:cs="Times New Roman"/>
+          <w:b w:val="0"/>
+          <w:bCs w:val="0"/>
+          <w:sz w:val="28"/>
+          <w:szCs w:val="28"/>
+          <w:lang w:val="ru-RU"/>
+        </w:rPr>
+        <w:t xml:space="preserve"> </w:t>
+      </w:r>
+      <w:r>
+        <w:rPr>
+          <w:rStyle w:val="719"/>
+          <w:rFonts w:hint="default" w:ascii="Times New Roman" w:hAnsi="Times New Roman" w:eastAsia="Times New Roman" w:cs="Times New Roman"/>
+          <w:b w:val="0"/>
+          <w:bCs w:val="0"/>
+          <w:sz w:val="28"/>
+          <w:szCs w:val="28"/>
+          <w:lang w:val="ru-RU"/>
+        </w:rPr>
+        <w:t xml:space="preserve">M</w:t>
+      </w:r>
+      <w:r>
+        <w:rPr>
+          <w:rStyle w:val="719"/>
+          <w:rFonts w:hint="default" w:ascii="Times New Roman" w:hAnsi="Times New Roman" w:eastAsia="Times New Roman" w:cs="Times New Roman"/>
+          <w:b w:val="0"/>
+          <w:bCs w:val="0"/>
+          <w:sz w:val="28"/>
+          <w:szCs w:val="28"/>
+          <w:lang w:val="ru-RU"/>
+        </w:rPr>
+        <w:t xml:space="preserve">o</w:t>
+      </w:r>
+      <w:r>
+        <w:rPr>
+          <w:rStyle w:val="719"/>
+          <w:rFonts w:hint="default" w:ascii="Times New Roman" w:hAnsi="Times New Roman" w:eastAsia="Times New Roman" w:cs="Times New Roman"/>
+          <w:b w:val="0"/>
+          <w:bCs w:val="0"/>
+          <w:sz w:val="28"/>
+          <w:szCs w:val="28"/>
+          <w:lang w:val="ru-RU"/>
+        </w:rPr>
+        <w:t xml:space="preserve">d</w:t>
+      </w:r>
+      <w:r>
+        <w:rPr>
+          <w:rStyle w:val="719"/>
+          <w:rFonts w:hint="default" w:ascii="Times New Roman" w:hAnsi="Times New Roman" w:eastAsia="Times New Roman" w:cs="Times New Roman"/>
+          <w:b w:val="0"/>
+          <w:bCs w:val="0"/>
+          <w:sz w:val="28"/>
+          <w:szCs w:val="28"/>
+          <w:lang w:val="ru-RU"/>
+        </w:rPr>
+        <w:t xml:space="preserve">e</w:t>
+      </w:r>
+      <w:r>
+        <w:rPr>
+          <w:rStyle w:val="719"/>
+          <w:rFonts w:hint="default" w:ascii="Times New Roman" w:hAnsi="Times New Roman" w:eastAsia="Times New Roman" w:cs="Times New Roman"/>
+          <w:b w:val="0"/>
+          <w:bCs w:val="0"/>
+          <w:sz w:val="28"/>
+          <w:szCs w:val="28"/>
+          <w:lang w:val="ru-RU"/>
+        </w:rPr>
+        <w:t xml:space="preserve">, с объектами </w:t>
+      </w:r>
+      <w:r>
+        <w:rPr>
+          <w:rStyle w:val="719"/>
+          <w:rFonts w:hint="default" w:ascii="Times New Roman" w:hAnsi="Times New Roman" w:eastAsia="Times New Roman" w:cs="Times New Roman"/>
+          <w:b w:val="0"/>
+          <w:bCs w:val="0"/>
+          <w:sz w:val="28"/>
+          <w:szCs w:val="28"/>
+          <w:lang w:val="ru-RU"/>
+        </w:rPr>
+        <w:t xml:space="preserve">i</w:t>
+      </w:r>
+      <w:r>
+        <w:rPr>
+          <w:rStyle w:val="719"/>
+          <w:rFonts w:hint="default" w:ascii="Times New Roman" w:hAnsi="Times New Roman" w:eastAsia="Times New Roman" w:cs="Times New Roman"/>
+          <w:b w:val="0"/>
+          <w:bCs w:val="0"/>
+          <w:sz w:val="28"/>
+          <w:szCs w:val="28"/>
+          <w:lang w:val="ru-RU"/>
+        </w:rPr>
+        <w:t xml:space="preserve">n</w:t>
+      </w:r>
+      <w:r>
+        <w:rPr>
+          <w:rStyle w:val="719"/>
+          <w:rFonts w:hint="default" w:ascii="Times New Roman" w:hAnsi="Times New Roman" w:eastAsia="Times New Roman" w:cs="Times New Roman"/>
+          <w:b w:val="0"/>
+          <w:bCs w:val="0"/>
+          <w:sz w:val="28"/>
+          <w:szCs w:val="28"/>
+          <w:lang w:val="ru-RU"/>
+        </w:rPr>
+        <w:t xml:space="preserve">p</w:t>
+      </w:r>
+      <w:r>
+        <w:rPr>
+          <w:rStyle w:val="719"/>
+          <w:rFonts w:hint="default" w:ascii="Times New Roman" w:hAnsi="Times New Roman" w:eastAsia="Times New Roman" w:cs="Times New Roman"/>
+          <w:b w:val="0"/>
+          <w:bCs w:val="0"/>
+          <w:sz w:val="28"/>
+          <w:szCs w:val="28"/>
+          <w:lang w:val="ru-RU"/>
+        </w:rPr>
+        <w:t xml:space="preserve">u</w:t>
+      </w:r>
+      <w:r>
+        <w:rPr>
+          <w:rStyle w:val="719"/>
+          <w:rFonts w:hint="default" w:ascii="Times New Roman" w:hAnsi="Times New Roman" w:eastAsia="Times New Roman" w:cs="Times New Roman"/>
+          <w:b w:val="0"/>
+          <w:bCs w:val="0"/>
+          <w:sz w:val="28"/>
+          <w:szCs w:val="28"/>
+          <w:lang w:val="ru-RU"/>
+        </w:rPr>
+        <w:t xml:space="preserve">t</w:t>
+      </w:r>
+      <w:r>
+        <w:rPr>
+          <w:rStyle w:val="719"/>
+          <w:rFonts w:hint="default" w:ascii="Times New Roman" w:hAnsi="Times New Roman" w:eastAsia="Times New Roman" w:cs="Times New Roman"/>
+          <w:b w:val="0"/>
+          <w:bCs w:val="0"/>
+          <w:sz w:val="28"/>
+          <w:szCs w:val="28"/>
+          <w:lang w:val="ru-RU"/>
+        </w:rPr>
+        <w:t xml:space="preserve"> </w:t>
+      </w:r>
+      <w:r>
+        <w:rPr>
+          <w:rStyle w:val="719"/>
+          <w:rFonts w:hint="default" w:ascii="Times New Roman" w:hAnsi="Times New Roman" w:eastAsia="Times New Roman" w:cs="Times New Roman"/>
+          <w:b w:val="0"/>
+          <w:bCs w:val="0"/>
+          <w:sz w:val="28"/>
+          <w:szCs w:val="28"/>
+          <w:lang w:val="ru-RU"/>
+        </w:rPr>
+        <w:t xml:space="preserve">f</w:t>
+      </w:r>
+      <w:r>
+        <w:rPr>
+          <w:rStyle w:val="719"/>
+          <w:rFonts w:hint="default" w:ascii="Times New Roman" w:hAnsi="Times New Roman" w:eastAsia="Times New Roman" w:cs="Times New Roman"/>
+          <w:b w:val="0"/>
+          <w:bCs w:val="0"/>
+          <w:sz w:val="28"/>
+          <w:szCs w:val="28"/>
+          <w:lang w:val="ru-RU"/>
+        </w:rPr>
+        <w:t xml:space="preserve">i</w:t>
+      </w:r>
+      <w:r>
+        <w:rPr>
+          <w:rStyle w:val="719"/>
+          <w:rFonts w:hint="default" w:ascii="Times New Roman" w:hAnsi="Times New Roman" w:eastAsia="Times New Roman" w:cs="Times New Roman"/>
+          <w:b w:val="0"/>
+          <w:bCs w:val="0"/>
+          <w:sz w:val="28"/>
+          <w:szCs w:val="28"/>
+          <w:lang w:val="ru-RU"/>
+        </w:rPr>
+        <w:t xml:space="preserve">e</w:t>
+      </w:r>
+      <w:r>
+        <w:rPr>
+          <w:rStyle w:val="719"/>
+          <w:rFonts w:hint="default" w:ascii="Times New Roman" w:hAnsi="Times New Roman" w:eastAsia="Times New Roman" w:cs="Times New Roman"/>
+          <w:b w:val="0"/>
+          <w:bCs w:val="0"/>
+          <w:sz w:val="28"/>
+          <w:szCs w:val="28"/>
+          <w:lang w:val="ru-RU"/>
+        </w:rPr>
+        <w:t xml:space="preserve">l</w:t>
+      </w:r>
+      <w:r>
+        <w:rPr>
+          <w:rStyle w:val="719"/>
+          <w:rFonts w:hint="default" w:ascii="Times New Roman" w:hAnsi="Times New Roman" w:eastAsia="Times New Roman" w:cs="Times New Roman"/>
+          <w:b w:val="0"/>
+          <w:bCs w:val="0"/>
+          <w:sz w:val="28"/>
+          <w:szCs w:val="28"/>
+          <w:lang w:val="ru-RU"/>
+        </w:rPr>
+        <w:t xml:space="preserve">d для названия</w:t>
+      </w:r>
+      <w:r>
+        <w:rPr>
+          <w:rStyle w:val="719"/>
+          <w:rFonts w:hint="default" w:ascii="Times New Roman" w:hAnsi="Times New Roman" w:eastAsia="Times New Roman" w:cs="Times New Roman"/>
+          <w:b w:val="0"/>
+          <w:bCs w:val="0"/>
+          <w:sz w:val="28"/>
+          <w:szCs w:val="28"/>
+          <w:lang w:val="ru-RU"/>
+        </w:rPr>
+        <w:t xml:space="preserve">,</w:t>
+      </w:r>
+      <w:r>
+        <w:rPr>
+          <w:rStyle w:val="719"/>
+          <w:rFonts w:hint="default" w:ascii="Times New Roman" w:hAnsi="Times New Roman" w:eastAsia="Times New Roman" w:cs="Times New Roman"/>
+          <w:b w:val="0"/>
+          <w:bCs w:val="0"/>
+          <w:sz w:val="28"/>
+          <w:szCs w:val="28"/>
+          <w:lang w:val="ru-RU"/>
+        </w:rPr>
+        <w:t xml:space="preserve"> стиля</w:t>
+      </w:r>
+      <w:r>
+        <w:rPr>
+          <w:rStyle w:val="719"/>
+          <w:rFonts w:hint="default" w:ascii="Times New Roman" w:hAnsi="Times New Roman" w:eastAsia="Times New Roman" w:cs="Times New Roman"/>
+          <w:b w:val="0"/>
+          <w:bCs w:val="0"/>
+          <w:sz w:val="28"/>
+          <w:szCs w:val="28"/>
+          <w:lang w:val="ru-RU"/>
+        </w:rPr>
+        <w:t xml:space="preserve">,</w:t>
+      </w:r>
+      <w:r>
+        <w:rPr>
+          <w:rStyle w:val="719"/>
+          <w:rFonts w:hint="default" w:ascii="Times New Roman" w:hAnsi="Times New Roman" w:eastAsia="Times New Roman" w:cs="Times New Roman"/>
+          <w:b w:val="0"/>
+          <w:bCs w:val="0"/>
+          <w:sz w:val="28"/>
+          <w:szCs w:val="28"/>
+          <w:lang w:val="ru-RU"/>
+        </w:rPr>
+        <w:t xml:space="preserve"> разрешения</w:t>
+      </w:r>
+      <w:r>
+        <w:rPr>
+          <w:rStyle w:val="719"/>
+          <w:rFonts w:hint="default" w:ascii="Times New Roman" w:hAnsi="Times New Roman" w:eastAsia="Times New Roman" w:cs="Times New Roman"/>
+          <w:b w:val="0"/>
+          <w:bCs w:val="0"/>
+          <w:sz w:val="28"/>
+          <w:szCs w:val="28"/>
+          <w:lang w:val="ru-RU"/>
+        </w:rPr>
+        <w:t xml:space="preserve">,</w:t>
+      </w:r>
+      <w:r>
+        <w:rPr>
+          <w:rStyle w:val="719"/>
+          <w:rFonts w:hint="default" w:ascii="Times New Roman" w:hAnsi="Times New Roman" w:eastAsia="Times New Roman" w:cs="Times New Roman"/>
+          <w:b w:val="0"/>
+          <w:bCs w:val="0"/>
+          <w:sz w:val="28"/>
+          <w:szCs w:val="28"/>
+          <w:lang w:val="ru-RU"/>
+        </w:rPr>
+        <w:t xml:space="preserve"> загрузки текстур</w:t>
+      </w:r>
+      <w:r>
+        <w:rPr>
+          <w:rStyle w:val="719"/>
+          <w:rFonts w:hint="default" w:ascii="Times New Roman" w:hAnsi="Times New Roman" w:eastAsia="Times New Roman" w:cs="Times New Roman"/>
+          <w:b w:val="0"/>
+          <w:bCs w:val="0"/>
+          <w:sz w:val="28"/>
+          <w:szCs w:val="28"/>
+          <w:lang w:val="ru-RU"/>
+        </w:rPr>
+        <w:t xml:space="preserve">.</w:t>
+      </w:r>
+      <w:r>
+        <w:rPr>
+          <w:rStyle w:val="719"/>
+          <w:rFonts w:hint="default" w:ascii="Times New Roman" w:hAnsi="Times New Roman" w:eastAsia="Times New Roman" w:cs="Times New Roman"/>
+          <w:b w:val="0"/>
+          <w:bCs w:val="0"/>
+          <w:sz w:val="28"/>
+          <w:szCs w:val="28"/>
+          <w:lang w:val="ru-RU"/>
+        </w:rPr>
+        <w:t xml:space="preserve"> </w:t>
+      </w:r>
+      <w:r>
+        <w:rPr>
+          <w:rStyle w:val="719"/>
+          <w:rFonts w:hint="default" w:ascii="Times New Roman" w:hAnsi="Times New Roman" w:eastAsia="Times New Roman" w:cs="Times New Roman"/>
+          <w:b w:val="0"/>
+          <w:bCs w:val="0"/>
+          <w:sz w:val="28"/>
+          <w:szCs w:val="28"/>
+          <w:lang w:val="ru-RU"/>
+        </w:rPr>
+        <w:t xml:space="preserve"> </w:t>
+      </w:r>
+      <w:r>
+        <w:rPr>
+          <w:rStyle w:val="719"/>
+          <w:rFonts w:hint="default" w:ascii="Times New Roman" w:hAnsi="Times New Roman" w:eastAsia="Times New Roman" w:cs="Times New Roman"/>
+          <w:b w:val="0"/>
+          <w:bCs w:val="0"/>
+          <w:sz w:val="28"/>
+          <w:szCs w:val="28"/>
+          <w:lang w:val="ru-RU"/>
+        </w:rPr>
+        <w:t xml:space="preserve"> </w:t>
+      </w:r>
+      <w:r>
+        <w:rPr>
+          <w:b w:val="0"/>
+          <w:bCs w:val="0"/>
+        </w:rPr>
+      </w:r>
+    </w:p>
+    <w:p>
+      <w:pPr>
+        <w:rPr>
+          <w:lang w:val="ru-RU"/>
+        </w:rPr>
+      </w:pPr>
+      <w:r>
+        <w:rPr>
+          <w:lang w:val="ru-RU"/>
+        </w:rPr>
+      </w:r>
+      <w:r>
+        <w:rPr>
+          <w:lang w:val="ru-RU"/>
+        </w:rPr>
+      </w:r>
+    </w:p>
+    <w:p>
+      <w:pPr>
+        <w:rPr>
+          <w:lang w:val="ru-RU"/>
+        </w:rPr>
+      </w:pPr>
+      <w:r>
+        <w:rPr>
+          <w:lang w:val="ru-RU"/>
+        </w:rPr>
+      </w:r>
+      <w:r>
+        <w:rPr>
+          <w:lang w:val="ru-RU"/>
+        </w:rPr>
+      </w:r>
+    </w:p>
+    <w:p>
+      <w:pPr>
+        <w:rPr>
+          <w:lang w:val="ru-RU"/>
+        </w:rPr>
+      </w:pPr>
+      <w:r>
+        <w:rPr>
+          <w:lang w:val="ru-RU"/>
+        </w:rPr>
+      </w:r>
+      <w:r>
+        <w:rPr>
+          <w:lang w:val="ru-RU"/>
+        </w:rPr>
       </w:r>
       <w:r/>
     </w:p>
     <w:p>
       <w:pPr>
-        <w:ind w:left="-142" w:right="0" w:firstLine="0"/>
-        <w:jc w:val="both"/>
-        <w:rPr>
-          <w:rFonts w:ascii="Times New Roman" w:hAnsi="Times New Roman" w:eastAsia="Times New Roman" w:cs="Times New Roman"/>
-          <w:b w:val="0"/>
-          <w:bCs w:val="0"/>
-          <w:sz w:val="28"/>
-          <w:szCs w:val="28"/>
-          <w:highlight w:val="none"/>
+        <w:rPr>
           <w:lang w:val="ru-RU"/>
         </w:rPr>
       </w:pPr>
       <w:r>
         <w:rPr>
-          <w:rFonts w:ascii="Times New Roman" w:hAnsi="Times New Roman" w:eastAsia="Times New Roman" w:cs="Times New Roman"/>
-          <w:b w:val="0"/>
-          <w:bCs w:val="0"/>
-          <w:sz w:val="28"/>
-          <w:szCs w:val="28"/>
-          <w:highlight w:val="none"/>
-          <w:lang w:val="ru-RU"/>
-        </w:rPr>
-      </w:r>
-      <w:r>
-        <w:rPr>
-          <w:rFonts w:ascii="Times New Roman" w:hAnsi="Times New Roman" w:eastAsia="Times New Roman" w:cs="Times New Roman"/>
-          <w:b w:val="0"/>
-          <w:bCs w:val="0"/>
-          <w:sz w:val="28"/>
-          <w:szCs w:val="28"/>
-          <w:highlight w:val="none"/>
-          <w:lang w:val="ru-RU"/>
-        </w:rPr>
-      </w:r>
-      <w:r>
-        <w:rPr>
-          <w:rFonts w:ascii="Times New Roman" w:hAnsi="Times New Roman" w:eastAsia="Times New Roman" w:cs="Times New Roman"/>
-          <w:b w:val="0"/>
-          <w:bCs w:val="0"/>
-          <w:sz w:val="28"/>
-          <w:szCs w:val="28"/>
-          <w:highlight w:val="none"/>
-          <w:lang w:val="ru-RU"/>
-        </w:rPr>
-      </w:r>
-    </w:p>
-    <w:p>
-      <w:pPr>
-        <w:ind w:left="-142" w:right="0" w:firstLine="0"/>
-        <w:jc w:val="both"/>
-        <w:rPr>
-          <w:b w:val="0"/>
-          <w:bCs w:val="0"/>
-          <w:highlight w:val="none"/>
-          <w:lang w:val="ru-RU"/>
-        </w:rPr>
-      </w:pPr>
-      <w:r>
-        <w:rPr>
-          <w:rFonts w:ascii="Times New Roman" w:hAnsi="Times New Roman" w:eastAsia="Times New Roman" w:cs="Times New Roman"/>
-          <w:b w:val="0"/>
-          <w:bCs w:val="0"/>
-          <w:sz w:val="28"/>
-          <w:szCs w:val="28"/>
-          <w:highlight w:val="none"/>
-          <w:lang w:val="ru-RU"/>
-        </w:rPr>
-      </w:r>
-      <w:r>
-        <w:rPr>
-          <w:b w:val="0"/>
-          <w:bCs w:val="0"/>
-          <w:highlight w:val="none"/>
-          <w:lang w:val="ru-RU"/>
-        </w:rPr>
-      </w:r>
-      <w:r>
-        <w:rPr>
-          <w:b w:val="0"/>
-          <w:bCs w:val="0"/>
-          <w:highlight w:val="none"/>
-          <w:lang w:val="ru-RU"/>
-        </w:rPr>
-      </w:r>
-    </w:p>
-    <w:p>
-      <w:pPr>
-        <w:ind w:left="-142" w:right="0" w:hanging="425"/>
-        <w:rPr>
-          <w:rFonts w:hint="default" w:ascii="Times New Roman" w:hAnsi="Times New Roman" w:eastAsia="Times New Roman" w:cs="Times New Roman"/>
-          <w:b/>
-          <w:bCs/>
-          <w:sz w:val="28"/>
-          <w:szCs w:val="28"/>
-          <w:highlight w:val="none"/>
-          <w:lang w:val="ru-RU"/>
-        </w:rPr>
-      </w:pPr>
-      <w:r>
-        <w:rPr>
-          <w:rFonts w:hint="default" w:ascii="Times New Roman" w:hAnsi="Times New Roman" w:eastAsia="Times New Roman" w:cs="Times New Roman"/>
-          <w:b/>
-          <w:bCs/>
-          <w:sz w:val="28"/>
-          <w:szCs w:val="28"/>
           <w:highlight w:val="none"/>
           <w:lang w:val="ru-RU"/>
         </w:rPr>
@@ -29563,191 +32776,6 @@
       </w:r>
       <w:r>
         <w:rPr>
-          <w:rStyle w:val="719"/>
-          <w:rFonts w:hint="default" w:ascii="Times New Roman" w:hAnsi="Times New Roman" w:eastAsia="Times New Roman" w:cs="Times New Roman"/>
-          <w:b/>
-          <w:bCs/>
-          <w:sz w:val="28"/>
-          <w:szCs w:val="28"/>
-          <w:lang w:val="ru-RU"/>
-        </w:rPr>
-        <w:t xml:space="preserve">4</w:t>
-      </w:r>
-      <w:r>
-        <w:rPr>
-          <w:rStyle w:val="719"/>
-          <w:rFonts w:hint="default" w:ascii="Times New Roman" w:hAnsi="Times New Roman" w:eastAsia="Times New Roman" w:cs="Times New Roman"/>
-          <w:b/>
-          <w:bCs/>
-          <w:sz w:val="28"/>
-          <w:szCs w:val="28"/>
-          <w:lang w:val="ru-RU"/>
-        </w:rPr>
-        <w:t xml:space="preserve">.</w:t>
-      </w:r>
-      <w:r>
-        <w:rPr>
-          <w:rStyle w:val="719"/>
-          <w:rFonts w:hint="default" w:ascii="Times New Roman" w:hAnsi="Times New Roman" w:eastAsia="Times New Roman" w:cs="Times New Roman"/>
-          <w:b/>
-          <w:bCs/>
-          <w:sz w:val="28"/>
-          <w:szCs w:val="28"/>
-          <w:lang w:val="ru-RU"/>
-        </w:rPr>
-        <w:t xml:space="preserve">2</w:t>
-      </w:r>
-      <w:r>
-        <w:rPr>
-          <w:rStyle w:val="719"/>
-          <w:rFonts w:hint="default" w:ascii="Times New Roman" w:hAnsi="Times New Roman" w:eastAsia="Times New Roman" w:cs="Times New Roman"/>
-          <w:b/>
-          <w:bCs/>
-          <w:sz w:val="28"/>
-          <w:szCs w:val="28"/>
-          <w:lang w:val="ru-RU"/>
-        </w:rPr>
-        <w:t xml:space="preserve"> </w:t>
-      </w:r>
-      <w:r>
-        <w:rPr>
-          <w:rStyle w:val="719"/>
-          <w:rFonts w:ascii="Times New Roman" w:hAnsi="Times New Roman" w:eastAsia="Times New Roman" w:cs="Times New Roman"/>
-          <w:b/>
-          <w:bCs/>
-          <w:sz w:val="28"/>
-          <w:szCs w:val="28"/>
-        </w:rPr>
-        <w:t xml:space="preserve">Требования</w:t>
-      </w:r>
-      <w:r>
-        <w:rPr>
-          <w:rStyle w:val="719"/>
-          <w:rFonts w:ascii="Times New Roman" w:hAnsi="Times New Roman" w:eastAsia="Times New Roman" w:cs="Times New Roman"/>
-          <w:b/>
-          <w:bCs/>
-          <w:sz w:val="28"/>
-          <w:szCs w:val="28"/>
-        </w:rPr>
-        <w:t xml:space="preserve"> </w:t>
-      </w:r>
-      <w:r>
-        <w:rPr>
-          <w:rStyle w:val="719"/>
-          <w:rFonts w:ascii="Times New Roman" w:hAnsi="Times New Roman" w:eastAsia="Times New Roman" w:cs="Times New Roman"/>
-          <w:b/>
-          <w:bCs/>
-          <w:sz w:val="28"/>
-          <w:szCs w:val="28"/>
-        </w:rPr>
-        <w:t xml:space="preserve">к</w:t>
-      </w:r>
-      <w:r>
-        <w:rPr>
-          <w:rStyle w:val="719"/>
-          <w:rFonts w:ascii="Times New Roman" w:hAnsi="Times New Roman" w:eastAsia="Times New Roman" w:cs="Times New Roman"/>
-          <w:b/>
-          <w:bCs/>
-          <w:sz w:val="28"/>
-          <w:szCs w:val="28"/>
-        </w:rPr>
-        <w:t xml:space="preserve"> </w:t>
-      </w:r>
-      <w:r>
-        <w:rPr>
-          <w:rStyle w:val="719"/>
-          <w:rFonts w:ascii="Times New Roman" w:hAnsi="Times New Roman" w:eastAsia="Times New Roman" w:cs="Times New Roman"/>
-          <w:b/>
-          <w:bCs/>
-          <w:sz w:val="28"/>
-          <w:szCs w:val="28"/>
-        </w:rPr>
-        <w:t xml:space="preserve">функциям</w:t>
-      </w:r>
-      <w:r>
-        <w:rPr>
-          <w:rStyle w:val="719"/>
-          <w:rFonts w:ascii="Times New Roman" w:hAnsi="Times New Roman" w:eastAsia="Times New Roman" w:cs="Times New Roman"/>
-          <w:b/>
-          <w:bCs/>
-          <w:sz w:val="28"/>
-          <w:szCs w:val="28"/>
-        </w:rPr>
-        <w:t xml:space="preserve"> </w:t>
-      </w:r>
-      <w:r>
-        <w:rPr>
-          <w:rStyle w:val="719"/>
-          <w:rFonts w:ascii="Times New Roman" w:hAnsi="Times New Roman" w:eastAsia="Times New Roman" w:cs="Times New Roman"/>
-          <w:b/>
-          <w:bCs/>
-          <w:sz w:val="28"/>
-          <w:szCs w:val="28"/>
-        </w:rPr>
-        <w:t xml:space="preserve">(задачам),</w:t>
-      </w:r>
-      <w:r>
-        <w:rPr>
-          <w:rStyle w:val="719"/>
-          <w:rFonts w:ascii="Times New Roman" w:hAnsi="Times New Roman" w:eastAsia="Times New Roman" w:cs="Times New Roman"/>
-          <w:b/>
-          <w:bCs/>
-          <w:sz w:val="28"/>
-          <w:szCs w:val="28"/>
-        </w:rPr>
-        <w:t xml:space="preserve"> </w:t>
-      </w:r>
-      <w:r>
-        <w:rPr>
-          <w:rStyle w:val="719"/>
-          <w:rFonts w:ascii="Times New Roman" w:hAnsi="Times New Roman" w:eastAsia="Times New Roman" w:cs="Times New Roman"/>
-          <w:b/>
-          <w:bCs/>
-          <w:sz w:val="28"/>
-          <w:szCs w:val="28"/>
-        </w:rPr>
-        <w:t xml:space="preserve">выполняемым</w:t>
-      </w:r>
-      <w:r>
-        <w:rPr>
-          <w:rStyle w:val="719"/>
-          <w:rFonts w:ascii="Times New Roman" w:hAnsi="Times New Roman" w:eastAsia="Times New Roman" w:cs="Times New Roman"/>
-          <w:b/>
-          <w:bCs/>
-          <w:sz w:val="28"/>
-          <w:szCs w:val="28"/>
-        </w:rPr>
-        <w:t xml:space="preserve"> </w:t>
-      </w:r>
-      <w:r>
-        <w:rPr>
-          <w:rStyle w:val="719"/>
-          <w:rFonts w:ascii="Times New Roman" w:hAnsi="Times New Roman" w:eastAsia="Times New Roman" w:cs="Times New Roman"/>
-          <w:b/>
-          <w:bCs/>
-          <w:sz w:val="28"/>
-          <w:szCs w:val="28"/>
-        </w:rPr>
-        <w:t xml:space="preserve">системой</w:t>
-      </w:r>
-      <w:r>
-        <w:rPr>
-          <w:rFonts w:hint="default" w:ascii="Times New Roman" w:hAnsi="Times New Roman" w:eastAsia="Times New Roman" w:cs="Times New Roman"/>
-          <w:b/>
-          <w:bCs/>
-          <w:sz w:val="28"/>
-          <w:szCs w:val="28"/>
-          <w:highlight w:val="none"/>
-          <w:lang w:val="ru-RU"/>
-        </w:rPr>
-      </w:r>
-      <w:r>
-        <w:rPr>
-          <w:rFonts w:hint="default" w:ascii="Times New Roman" w:hAnsi="Times New Roman" w:eastAsia="Times New Roman" w:cs="Times New Roman"/>
-          <w:b/>
-          <w:bCs/>
-          <w:sz w:val="28"/>
-          <w:szCs w:val="28"/>
           <w:highlight w:val="none"/>
           <w:lang w:val="ru-RU"/>
         </w:rPr>
